--- a/TP2/Travail_final.docx
+++ b/TP2/Travail_final.docx
@@ -108,21 +108,7 @@
             <w:rStyle w:val="Lienhypertexte"/>
             <w:rFonts w:ascii="Nirmala UI" w:hAnsi="Nirmala UI" w:cs="Nirmala UI"/>
           </w:rPr>
-          <w:t>https://ww</w:t>
-        </w:r>
-        <w:r>
-          <w:rPr>
-            <w:rStyle w:val="Lienhypertexte"/>
-            <w:rFonts w:ascii="Nirmala UI" w:hAnsi="Nirmala UI" w:cs="Nirmala UI"/>
-          </w:rPr>
-          <w:t>w</w:t>
-        </w:r>
-        <w:r>
-          <w:rPr>
-            <w:rStyle w:val="Lienhypertexte"/>
-            <w:rFonts w:ascii="Nirmala UI" w:hAnsi="Nirmala UI" w:cs="Nirmala UI"/>
-          </w:rPr>
-          <w:t>.youtube.com/watch?v=KzLhZz3XHt0</w:t>
+          <w:t>https://www.youtube.com/watch?v=KzLhZz3XHt0</w:t>
         </w:r>
       </w:hyperlink>
     </w:p>
@@ -180,16 +166,8 @@
         <w:rPr>
           <w:rFonts w:ascii="Nirmala UI" w:hAnsi="Nirmala UI" w:cs="Nirmala UI"/>
         </w:rPr>
-        <w:t xml:space="preserve">Les activités </w:t>
-      </w:r>
-      <w:proofErr w:type="gramStart"/>
-      <w:r>
-        <w:rPr>
-          <w:rFonts w:ascii="Nirmala UI" w:hAnsi="Nirmala UI" w:cs="Nirmala UI"/>
-        </w:rPr>
-        <w:t>( 3</w:t>
-      </w:r>
-      <w:proofErr w:type="gramEnd"/>
+        <w:t>Les activités ( 3</w:t>
+      </w:r>
       <w:r>
         <w:rPr>
           <w:rFonts w:ascii="Nirmala UI" w:hAnsi="Nirmala UI" w:cs="Nirmala UI"/>
@@ -267,21 +245,7 @@
         <w:rPr>
           <w:rFonts w:ascii="Nirmala UI" w:hAnsi="Nirmala UI" w:cs="Nirmala UI"/>
         </w:rPr>
-        <w:t xml:space="preserve">Le jeu est composé de 4 suites </w:t>
-      </w:r>
-      <w:proofErr w:type="gramStart"/>
-      <w:r>
-        <w:rPr>
-          <w:rFonts w:ascii="Nirmala UI" w:hAnsi="Nirmala UI" w:cs="Nirmala UI"/>
-        </w:rPr>
-        <w:t>( 2</w:t>
-      </w:r>
-      <w:proofErr w:type="gramEnd"/>
-      <w:r>
-        <w:rPr>
-          <w:rFonts w:ascii="Nirmala UI" w:hAnsi="Nirmala UI" w:cs="Nirmala UI"/>
-        </w:rPr>
-        <w:t xml:space="preserve"> croissantes commençant à 0</w:t>
+        <w:t>Le jeu est composé de 4 suites ( 2 croissantes commençant à 0</w:t>
       </w:r>
       <w:r>
         <w:rPr>
@@ -418,34 +382,53 @@
         <w:rPr>
           <w:rFonts w:ascii="Nirmala UI" w:hAnsi="Nirmala UI" w:cs="Nirmala UI"/>
         </w:rPr>
-        <w:t xml:space="preserve">Le but est d’écouler le maximum des 97 cartes </w:t>
-      </w:r>
-      <w:proofErr w:type="gramStart"/>
-      <w:r>
-        <w:rPr>
-          <w:rFonts w:ascii="Nirmala UI" w:hAnsi="Nirmala UI" w:cs="Nirmala UI"/>
-        </w:rPr>
-        <w:t>( dont</w:t>
-      </w:r>
-      <w:proofErr w:type="gramEnd"/>
-      <w:r>
-        <w:rPr>
-          <w:rFonts w:ascii="Nirmala UI" w:hAnsi="Nirmala UI" w:cs="Nirmala UI"/>
-        </w:rPr>
-        <w:t xml:space="preserve"> 8 sont présentes actuellement ) sur les piles en respectant l’ascendance ou la descendance.</w:t>
-      </w:r>
-    </w:p>
-    <w:p>
-      <w:pPr>
-        <w:pStyle w:val="Paragraphedeliste"/>
-        <w:jc w:val="both"/>
-      </w:pPr>
-    </w:p>
-    <w:p>
-      <w:pPr>
-        <w:pStyle w:val="Paragraphedeliste"/>
-        <w:jc w:val="both"/>
-      </w:pPr>
+        <w:t>Le but est d’écouler le maximum des 97 cartes ( dont 8 sont présentes actuellement ) sur les piles en respectant l’ascendance ou la descendance.</w:t>
+      </w:r>
+    </w:p>
+    <w:p>
+      <w:pPr>
+        <w:pStyle w:val="Paragraphedeliste"/>
+        <w:jc w:val="both"/>
+      </w:pPr>
+    </w:p>
+    <w:p>
+      <w:pPr>
+        <w:pStyle w:val="Paragraphedeliste"/>
+        <w:jc w:val="both"/>
+        <w:rPr>
+          <w:color w:val="FF0000"/>
+          <w:sz w:val="48"/>
+          <w:szCs w:val="48"/>
+        </w:rPr>
+      </w:pPr>
+      <w:r>
+        <w:rPr>
+          <w:color w:val="FF0000"/>
+          <w:sz w:val="48"/>
+          <w:szCs w:val="48"/>
+        </w:rPr>
+        <w:t xml:space="preserve">Comment mélanger les carte, méthode </w:t>
+      </w:r>
+      <w:proofErr w:type="spellStart"/>
+      <w:r>
+        <w:rPr>
+          <w:color w:val="FF0000"/>
+          <w:sz w:val="48"/>
+          <w:szCs w:val="48"/>
+          <w:highlight w:val="yellow"/>
+        </w:rPr>
+        <w:t>shuffle</w:t>
+      </w:r>
+      <w:proofErr w:type="spellEnd"/>
+      <w:r>
+        <w:rPr>
+          <w:color w:val="FF0000"/>
+          <w:sz w:val="48"/>
+          <w:szCs w:val="48"/>
+          <w:highlight w:val="yellow"/>
+        </w:rPr>
+        <w:t>()</w:t>
+      </w:r>
     </w:p>
     <w:p>
       <w:pPr>
@@ -538,21 +521,7 @@
         <w:rPr>
           <w:rFonts w:ascii="Nirmala UI" w:hAnsi="Nirmala UI" w:cs="Nirmala UI"/>
         </w:rPr>
-        <w:t xml:space="preserve">EX. : On peut placer la carte 3 sur la pile croissante où </w:t>
-      </w:r>
-      <w:proofErr w:type="gramStart"/>
-      <w:r>
-        <w:rPr>
-          <w:rFonts w:ascii="Nirmala UI" w:hAnsi="Nirmala UI" w:cs="Nirmala UI"/>
-        </w:rPr>
-        <w:t>c’est</w:t>
-      </w:r>
-      <w:proofErr w:type="gramEnd"/>
-      <w:r>
-        <w:rPr>
-          <w:rFonts w:ascii="Nirmala UI" w:hAnsi="Nirmala UI" w:cs="Nirmala UI"/>
-        </w:rPr>
-        <w:t xml:space="preserve"> indiqué 0; elle vaut maintenant 3</w:t>
+        <w:t>EX. : On peut placer la carte 3 sur la pile croissante où c’est indiqué 0; elle vaut maintenant 3</w:t>
       </w:r>
     </w:p>
     <w:p>
@@ -605,21 +574,7 @@
         <w:rPr>
           <w:rFonts w:ascii="Nirmala UI" w:hAnsi="Nirmala UI" w:cs="Nirmala UI"/>
         </w:rPr>
-        <w:t xml:space="preserve">Quand deux cartes sont libres, 2 autres apparaissent toujours avec un nombre aléatoire </w:t>
-      </w:r>
-      <w:proofErr w:type="gramStart"/>
-      <w:r>
-        <w:rPr>
-          <w:rFonts w:ascii="Nirmala UI" w:hAnsi="Nirmala UI" w:cs="Nirmala UI"/>
-        </w:rPr>
-        <w:t>( autres</w:t>
-      </w:r>
-      <w:proofErr w:type="gramEnd"/>
-      <w:r>
-        <w:rPr>
-          <w:rFonts w:ascii="Nirmala UI" w:hAnsi="Nirmala UI" w:cs="Nirmala UI"/>
-        </w:rPr>
-        <w:t xml:space="preserve"> que ce</w:t>
+        <w:t>Quand deux cartes sont libres, 2 autres apparaissent toujours avec un nombre aléatoire ( autres que ce</w:t>
       </w:r>
       <w:r>
         <w:rPr>
@@ -668,7 +623,14 @@
         <w:rPr>
           <w:rFonts w:ascii="Nirmala UI" w:hAnsi="Nirmala UI" w:cs="Nirmala UI"/>
         </w:rPr>
-        <w:t>Une règle spéciale existe : la règle de 10. Si une carte vaut 10 de plus que la carte sur une suite descendante, on peut la placer. De la même façon, on peut</w:t>
+        <w:t xml:space="preserve">Une règle spéciale existe : la règle de 10. Si une carte vaut 10 de plus que la carte sur une suite descendante, on peut la placer. De la même façon, on </w:t>
+      </w:r>
+      <w:r>
+        <w:rPr>
+          <w:rFonts w:ascii="Nirmala UI" w:hAnsi="Nirmala UI" w:cs="Nirmala UI"/>
+        </w:rPr>
+        <w:lastRenderedPageBreak/>
+        <w:t>peut</w:t>
       </w:r>
       <w:r>
         <w:rPr>
@@ -710,7 +672,6 @@
           <w:noProof/>
           <w:lang w:eastAsia="fr-CA"/>
         </w:rPr>
-        <w:lastRenderedPageBreak/>
         <mc:AlternateContent>
           <mc:Choice Requires="wps">
             <w:drawing>
@@ -915,21 +876,7 @@
         <w:rPr>
           <w:rFonts w:ascii="Nirmala UI" w:hAnsi="Nirmala UI" w:cs="Nirmala UI"/>
         </w:rPr>
-        <w:t xml:space="preserve">La partie se termine si on a réussi à placer les 97 cartes </w:t>
-      </w:r>
-      <w:proofErr w:type="gramStart"/>
-      <w:r>
-        <w:rPr>
-          <w:rFonts w:ascii="Nirmala UI" w:hAnsi="Nirmala UI" w:cs="Nirmala UI"/>
-        </w:rPr>
-        <w:t>( Bonne</w:t>
-      </w:r>
-      <w:proofErr w:type="gramEnd"/>
-      <w:r>
-        <w:rPr>
-          <w:rFonts w:ascii="Nirmala UI" w:hAnsi="Nirmala UI" w:cs="Nirmala UI"/>
-        </w:rPr>
-        <w:t xml:space="preserve"> chance ! ) ou si aucun déplacement n’est possible.</w:t>
+        <w:t>La partie se termine si on a réussi à placer les 97 cartes ( Bonne chance ! ) ou si aucun déplacement n’est possible.</w:t>
       </w:r>
     </w:p>
     <w:p>
@@ -980,21 +927,7 @@
         <w:rPr>
           <w:rFonts w:ascii="Nirmala UI" w:hAnsi="Nirmala UI" w:cs="Nirmala UI"/>
         </w:rPr>
-        <w:t xml:space="preserve">. Cette option est uniquement accessible quand une case est libre dans notre jeu </w:t>
-      </w:r>
-      <w:proofErr w:type="gramStart"/>
-      <w:r>
-        <w:rPr>
-          <w:rFonts w:ascii="Nirmala UI" w:hAnsi="Nirmala UI" w:cs="Nirmala UI"/>
-        </w:rPr>
-        <w:t>( quand</w:t>
-      </w:r>
-      <w:proofErr w:type="gramEnd"/>
-      <w:r>
-        <w:rPr>
-          <w:rFonts w:ascii="Nirmala UI" w:hAnsi="Nirmala UI" w:cs="Nirmala UI"/>
-        </w:rPr>
-        <w:t xml:space="preserve"> on a 7 cartes dans notre jeu )</w:t>
+        <w:t>. Cette option est uniquement accessible quand une case est libre dans notre jeu ( quand on a 7 cartes dans notre jeu )</w:t>
       </w:r>
     </w:p>
     <w:p>
@@ -1094,21 +1027,7 @@
         <w:rPr>
           <w:rFonts w:ascii="Nirmala UI" w:hAnsi="Nirmala UI" w:cs="Nirmala UI"/>
         </w:rPr>
-        <w:t xml:space="preserve">Le nombre de cartes restantes </w:t>
-      </w:r>
-      <w:proofErr w:type="gramStart"/>
-      <w:r>
-        <w:rPr>
-          <w:rFonts w:ascii="Nirmala UI" w:hAnsi="Nirmala UI" w:cs="Nirmala UI"/>
-        </w:rPr>
-        <w:t>( plus</w:t>
-      </w:r>
-      <w:proofErr w:type="gramEnd"/>
-      <w:r>
-        <w:rPr>
-          <w:rFonts w:ascii="Nirmala UI" w:hAnsi="Nirmala UI" w:cs="Nirmala UI"/>
-        </w:rPr>
-        <w:t xml:space="preserve"> de points à mesure qu’on avance dans le jeu )</w:t>
+        <w:t>Le nombre de cartes restantes ( plus de points à mesure qu’on avance dans le jeu )</w:t>
       </w:r>
     </w:p>
     <w:p>
@@ -1151,21 +1070,7 @@
             <w:rStyle w:val="Lienhypertexte"/>
             <w:rFonts w:ascii="Nirmala UI" w:hAnsi="Nirmala UI" w:cs="Nirmala UI"/>
           </w:rPr>
-          <w:t>https://devsto</w:t>
-        </w:r>
-        <w:r>
-          <w:rPr>
-            <w:rStyle w:val="Lienhypertexte"/>
-            <w:rFonts w:ascii="Nirmala UI" w:hAnsi="Nirmala UI" w:cs="Nirmala UI"/>
-          </w:rPr>
-          <w:t>r</w:t>
-        </w:r>
-        <w:r>
-          <w:rPr>
-            <w:rStyle w:val="Lienhypertexte"/>
-            <w:rFonts w:ascii="Nirmala UI" w:hAnsi="Nirmala UI" w:cs="Nirmala UI"/>
-          </w:rPr>
-          <w:t>y.net/12625/android-chronometer</w:t>
+          <w:t>https://devstory.net/12625/android-chronometer</w:t>
         </w:r>
       </w:hyperlink>
       <w:r>
@@ -1200,17 +1105,11 @@
       <w:pPr>
         <w:pStyle w:val="Titre2"/>
       </w:pPr>
-      <w:proofErr w:type="gramStart"/>
-      <w:r>
-        <w:lastRenderedPageBreak/>
+      <w:r>
         <w:t>2,</w:t>
       </w:r>
       <w:r>
-        <w:t>Modèle</w:t>
-      </w:r>
-      <w:proofErr w:type="gramEnd"/>
-      <w:r>
-        <w:t xml:space="preserve"> objet</w:t>
+        <w:t>Modèle objet</w:t>
       </w:r>
     </w:p>
     <w:p>
@@ -1273,21 +1172,37 @@
         <w:rPr>
           <w:rFonts w:ascii="Nirmala UI" w:hAnsi="Nirmala UI" w:cs="Nirmala UI"/>
         </w:rPr>
-        <w:t xml:space="preserve"> </w:t>
-      </w:r>
-      <w:proofErr w:type="gramStart"/>
-      <w:r>
-        <w:rPr>
-          <w:rFonts w:ascii="Nirmala UI" w:hAnsi="Nirmala UI" w:cs="Nirmala UI"/>
-        </w:rPr>
-        <w:t>( incluant</w:t>
-      </w:r>
-      <w:proofErr w:type="gramEnd"/>
-      <w:r>
-        <w:rPr>
-          <w:rFonts w:ascii="Nirmala UI" w:hAnsi="Nirmala UI" w:cs="Nirmala UI"/>
-        </w:rPr>
-        <w:t xml:space="preserve"> la fin du jeu )</w:t>
+        <w:t>(Carte</w:t>
+      </w:r>
+      <w:r>
+        <w:rPr>
+          <w:rFonts w:ascii="Nirmala UI" w:hAnsi="Nirmala UI" w:cs="Nirmala UI"/>
+        </w:rPr>
+        <w:t>s</w:t>
+      </w:r>
+      <w:r>
+        <w:rPr>
+          <w:rFonts w:ascii="Nirmala UI" w:hAnsi="Nirmala UI" w:cs="Nirmala UI"/>
+        </w:rPr>
+        <w:t xml:space="preserve"> ou non, </w:t>
+      </w:r>
+      <w:r>
+        <w:rPr>
+          <w:rFonts w:ascii="Nirmala UI" w:hAnsi="Nirmala UI" w:cs="Nirmala UI"/>
+        </w:rPr>
+        <w:t>S</w:t>
+      </w:r>
+      <w:r>
+        <w:rPr>
+          <w:rFonts w:ascii="Nirmala UI" w:hAnsi="Nirmala UI" w:cs="Nirmala UI"/>
+        </w:rPr>
+        <w:t>core)</w:t>
+      </w:r>
+      <w:r>
+        <w:rPr>
+          <w:rFonts w:ascii="Nirmala UI" w:hAnsi="Nirmala UI" w:cs="Nirmala UI"/>
+        </w:rPr>
+        <w:t xml:space="preserve"> ( incluant la fin du jeu )</w:t>
       </w:r>
       <w:r>
         <w:rPr>
@@ -1450,6 +1365,12 @@
         </w:rPr>
         <w:t>Le nom du jeu</w:t>
       </w:r>
+      <w:r>
+        <w:rPr>
+          <w:rFonts w:ascii="Nirmala UI" w:hAnsi="Nirmala UI" w:cs="Nirmala UI"/>
+        </w:rPr>
+        <w:t>(Bienvenue au jeux)</w:t>
+      </w:r>
     </w:p>
     <w:p>
       <w:pPr>
@@ -1488,19 +1409,11 @@
         </w:rPr>
         <w:t xml:space="preserve">Le plus haut pointage que vous avez réussi </w:t>
       </w:r>
-      <w:proofErr w:type="gramStart"/>
-      <w:r>
-        <w:rPr>
-          <w:rFonts w:ascii="Nirmala UI" w:hAnsi="Nirmala UI" w:cs="Nirmala UI"/>
-        </w:rPr>
-        <w:t>( en</w:t>
-      </w:r>
-      <w:proofErr w:type="gramEnd"/>
-      <w:r>
-        <w:rPr>
-          <w:rFonts w:ascii="Nirmala UI" w:hAnsi="Nirmala UI" w:cs="Nirmala UI"/>
-        </w:rPr>
-        <w:t xml:space="preserve"> vous référant à votre table SQLite )</w:t>
+      <w:r>
+        <w:rPr>
+          <w:rFonts w:ascii="Nirmala UI" w:hAnsi="Nirmala UI" w:cs="Nirmala UI"/>
+        </w:rPr>
+        <w:t>( en vous référant à votre table SQLite )</w:t>
       </w:r>
     </w:p>
     <w:p>
@@ -1624,6 +1537,7 @@
         <w:rPr>
           <w:rFonts w:ascii="Nirmala UI" w:hAnsi="Nirmala UI" w:cs="Nirmala UI"/>
         </w:rPr>
+        <w:lastRenderedPageBreak/>
         <w:t>Présentez également des espaces pour le nombre de cartes restantes, le chronomètre et les points.</w:t>
       </w:r>
     </w:p>
@@ -1650,7 +1564,6 @@
         <w:rPr>
           <w:rFonts w:ascii="Nirmala UI" w:hAnsi="Nirmala UI" w:cs="Nirmala UI"/>
         </w:rPr>
-        <w:lastRenderedPageBreak/>
         <w:t>La gestion des événements est principalement axée sur le « Drag &amp; Drop</w:t>
       </w:r>
       <w:r>
@@ -1766,6 +1679,12 @@
         </w:rPr>
         <w:t>.</w:t>
       </w:r>
+      <w:r>
+        <w:rPr>
+          <w:rFonts w:ascii="Nirmala UI" w:hAnsi="Nirmala UI" w:cs="Nirmala UI"/>
+        </w:rPr>
+        <w:t xml:space="preserve"> (Singleton, base de donnée)</w:t>
+      </w:r>
     </w:p>
     <w:p>
       <w:pPr>
@@ -1804,21 +1723,7 @@
         <w:rPr>
           <w:rFonts w:ascii="Nirmala UI" w:hAnsi="Nirmala UI" w:cs="Nirmala UI"/>
         </w:rPr>
-        <w:t xml:space="preserve">Lorsque la partie est terminée </w:t>
-      </w:r>
-      <w:proofErr w:type="gramStart"/>
-      <w:r>
-        <w:rPr>
-          <w:rFonts w:ascii="Nirmala UI" w:hAnsi="Nirmala UI" w:cs="Nirmala UI"/>
-        </w:rPr>
-        <w:t>( lorsque</w:t>
-      </w:r>
-      <w:proofErr w:type="gramEnd"/>
-      <w:r>
-        <w:rPr>
-          <w:rFonts w:ascii="Nirmala UI" w:hAnsi="Nirmala UI" w:cs="Nirmala UI"/>
-        </w:rPr>
-        <w:t xml:space="preserve"> plus aucun mouvement de cartes n’est possible )</w:t>
+        <w:t>Lorsque la partie est terminée ( lorsque plus aucun mouvement de cartes n’est possible )</w:t>
       </w:r>
       <w:r>
         <w:rPr>
@@ -1842,21 +1747,7 @@
         <w:rPr>
           <w:rFonts w:ascii="Nirmala UI" w:hAnsi="Nirmala UI" w:cs="Nirmala UI"/>
         </w:rPr>
-        <w:t xml:space="preserve"> </w:t>
-      </w:r>
-      <w:proofErr w:type="gramStart"/>
-      <w:r>
-        <w:rPr>
-          <w:rFonts w:ascii="Nirmala UI" w:hAnsi="Nirmala UI" w:cs="Nirmala UI"/>
-        </w:rPr>
-        <w:t>( date</w:t>
-      </w:r>
-      <w:proofErr w:type="gramEnd"/>
-      <w:r>
-        <w:rPr>
-          <w:rFonts w:ascii="Nirmala UI" w:hAnsi="Nirmala UI" w:cs="Nirmala UI"/>
-        </w:rPr>
-        <w:t xml:space="preserve"> )</w:t>
+        <w:t xml:space="preserve"> ( date )</w:t>
       </w:r>
       <w:r>
         <w:rPr>
@@ -1977,15 +1868,7 @@
               <w:t xml:space="preserve"> servant de modèle aux éléments du jeu</w:t>
             </w:r>
             <w:r>
-              <w:t xml:space="preserve"> </w:t>
-            </w:r>
-            <w:proofErr w:type="gramStart"/>
-            <w:r>
-              <w:t>( Carte</w:t>
-            </w:r>
-            <w:proofErr w:type="gramEnd"/>
-            <w:r>
-              <w:t xml:space="preserve">, Pile, Partie, </w:t>
+              <w:t xml:space="preserve"> ( Carte, Pile, Partie, </w:t>
             </w:r>
             <w:proofErr w:type="spellStart"/>
             <w:r>
@@ -2021,6 +1904,7 @@
               <w:jc w:val="both"/>
             </w:pPr>
             <w:r>
+              <w:lastRenderedPageBreak/>
               <w:t>Attributs</w:t>
             </w:r>
           </w:p>
@@ -2059,6 +1943,7 @@
               <w:rPr>
                 <w:rFonts w:ascii="Courier New" w:hAnsi="Courier New" w:cs="Courier New"/>
               </w:rPr>
+              <w:lastRenderedPageBreak/>
               <w:t xml:space="preserve">      </w:t>
             </w:r>
             <w:r>
@@ -2088,7 +1973,6 @@
               <w:jc w:val="both"/>
             </w:pPr>
             <w:r>
-              <w:lastRenderedPageBreak/>
               <w:t xml:space="preserve">Activités </w:t>
             </w:r>
           </w:p>
@@ -2164,15 +2048,7 @@
               <w:jc w:val="both"/>
             </w:pPr>
             <w:r>
-              <w:t xml:space="preserve">Impression artistique </w:t>
-            </w:r>
-            <w:proofErr w:type="gramStart"/>
-            <w:r>
-              <w:t>( 5</w:t>
-            </w:r>
-            <w:proofErr w:type="gramEnd"/>
-            <w:r>
-              <w:t xml:space="preserve"> % )</w:t>
+              <w:t>Impression artistique ( 5 % )</w:t>
             </w:r>
           </w:p>
         </w:tc>

--- a/TP2/Travail_final.docx
+++ b/TP2/Travail_final.docx
@@ -166,8 +166,16 @@
         <w:rPr>
           <w:rFonts w:ascii="Nirmala UI" w:hAnsi="Nirmala UI" w:cs="Nirmala UI"/>
         </w:rPr>
-        <w:t>Les activités ( 3</w:t>
-      </w:r>
+        <w:t xml:space="preserve">Les activités </w:t>
+      </w:r>
+      <w:proofErr w:type="gramStart"/>
+      <w:r>
+        <w:rPr>
+          <w:rFonts w:ascii="Nirmala UI" w:hAnsi="Nirmala UI" w:cs="Nirmala UI"/>
+        </w:rPr>
+        <w:t>( 3</w:t>
+      </w:r>
+      <w:proofErr w:type="gramEnd"/>
       <w:r>
         <w:rPr>
           <w:rFonts w:ascii="Nirmala UI" w:hAnsi="Nirmala UI" w:cs="Nirmala UI"/>
@@ -245,7 +253,21 @@
         <w:rPr>
           <w:rFonts w:ascii="Nirmala UI" w:hAnsi="Nirmala UI" w:cs="Nirmala UI"/>
         </w:rPr>
-        <w:t>Le jeu est composé de 4 suites ( 2 croissantes commençant à 0</w:t>
+        <w:t xml:space="preserve">Le jeu est composé de 4 suites </w:t>
+      </w:r>
+      <w:proofErr w:type="gramStart"/>
+      <w:r>
+        <w:rPr>
+          <w:rFonts w:ascii="Nirmala UI" w:hAnsi="Nirmala UI" w:cs="Nirmala UI"/>
+        </w:rPr>
+        <w:t>( 2</w:t>
+      </w:r>
+      <w:proofErr w:type="gramEnd"/>
+      <w:r>
+        <w:rPr>
+          <w:rFonts w:ascii="Nirmala UI" w:hAnsi="Nirmala UI" w:cs="Nirmala UI"/>
+        </w:rPr>
+        <w:t xml:space="preserve"> croissantes commençant à 0</w:t>
       </w:r>
       <w:r>
         <w:rPr>
@@ -382,7 +404,21 @@
         <w:rPr>
           <w:rFonts w:ascii="Nirmala UI" w:hAnsi="Nirmala UI" w:cs="Nirmala UI"/>
         </w:rPr>
-        <w:t>Le but est d’écouler le maximum des 97 cartes ( dont 8 sont présentes actuellement ) sur les piles en respectant l’ascendance ou la descendance.</w:t>
+        <w:t xml:space="preserve">Le but est d’écouler le maximum des 97 cartes </w:t>
+      </w:r>
+      <w:proofErr w:type="gramStart"/>
+      <w:r>
+        <w:rPr>
+          <w:rFonts w:ascii="Nirmala UI" w:hAnsi="Nirmala UI" w:cs="Nirmala UI"/>
+        </w:rPr>
+        <w:t>( dont</w:t>
+      </w:r>
+      <w:proofErr w:type="gramEnd"/>
+      <w:r>
+        <w:rPr>
+          <w:rFonts w:ascii="Nirmala UI" w:hAnsi="Nirmala UI" w:cs="Nirmala UI"/>
+        </w:rPr>
+        <w:t xml:space="preserve"> 8 sont présentes actuellement ) sur les piles en respectant l’ascendance ou la descendance.</w:t>
       </w:r>
     </w:p>
     <w:p>
@@ -410,6 +446,7 @@
         <w:t xml:space="preserve">Comment mélanger les carte, méthode </w:t>
       </w:r>
       <w:proofErr w:type="spellStart"/>
+      <w:proofErr w:type="gramStart"/>
       <w:r>
         <w:rPr>
           <w:color w:val="FF0000"/>
@@ -427,7 +464,17 @@
           <w:szCs w:val="48"/>
           <w:highlight w:val="yellow"/>
         </w:rPr>
-        <w:t>()</w:t>
+        <w:t>(</w:t>
+      </w:r>
+      <w:proofErr w:type="gramEnd"/>
+      <w:r>
+        <w:rPr>
+          <w:color w:val="FF0000"/>
+          <w:sz w:val="48"/>
+          <w:szCs w:val="48"/>
+          <w:highlight w:val="yellow"/>
+        </w:rPr>
+        <w:t>)</w:t>
       </w:r>
     </w:p>
     <w:p>
@@ -521,7 +568,21 @@
         <w:rPr>
           <w:rFonts w:ascii="Nirmala UI" w:hAnsi="Nirmala UI" w:cs="Nirmala UI"/>
         </w:rPr>
-        <w:t>EX. : On peut placer la carte 3 sur la pile croissante où c’est indiqué 0; elle vaut maintenant 3</w:t>
+        <w:t xml:space="preserve">EX. : On peut placer la carte 3 sur la pile croissante où </w:t>
+      </w:r>
+      <w:proofErr w:type="gramStart"/>
+      <w:r>
+        <w:rPr>
+          <w:rFonts w:ascii="Nirmala UI" w:hAnsi="Nirmala UI" w:cs="Nirmala UI"/>
+        </w:rPr>
+        <w:t>c’est</w:t>
+      </w:r>
+      <w:proofErr w:type="gramEnd"/>
+      <w:r>
+        <w:rPr>
+          <w:rFonts w:ascii="Nirmala UI" w:hAnsi="Nirmala UI" w:cs="Nirmala UI"/>
+        </w:rPr>
+        <w:t xml:space="preserve"> indiqué 0; elle vaut maintenant 3</w:t>
       </w:r>
     </w:p>
     <w:p>
@@ -574,7 +635,21 @@
         <w:rPr>
           <w:rFonts w:ascii="Nirmala UI" w:hAnsi="Nirmala UI" w:cs="Nirmala UI"/>
         </w:rPr>
-        <w:t>Quand deux cartes sont libres, 2 autres apparaissent toujours avec un nombre aléatoire ( autres que ce</w:t>
+        <w:t xml:space="preserve">Quand deux cartes sont libres, 2 autres apparaissent toujours avec un nombre aléatoire </w:t>
+      </w:r>
+      <w:proofErr w:type="gramStart"/>
+      <w:r>
+        <w:rPr>
+          <w:rFonts w:ascii="Nirmala UI" w:hAnsi="Nirmala UI" w:cs="Nirmala UI"/>
+        </w:rPr>
+        <w:t>( autres</w:t>
+      </w:r>
+      <w:proofErr w:type="gramEnd"/>
+      <w:r>
+        <w:rPr>
+          <w:rFonts w:ascii="Nirmala UI" w:hAnsi="Nirmala UI" w:cs="Nirmala UI"/>
+        </w:rPr>
+        <w:t xml:space="preserve"> que ce</w:t>
       </w:r>
       <w:r>
         <w:rPr>
@@ -876,7 +951,34 @@
         <w:rPr>
           <w:rFonts w:ascii="Nirmala UI" w:hAnsi="Nirmala UI" w:cs="Nirmala UI"/>
         </w:rPr>
-        <w:t>La partie se termine si on a réussi à placer les 97 cartes ( Bonne chance ! ) ou si aucun déplacement n’est possible.</w:t>
+        <w:t xml:space="preserve">La partie se termine si on a réussi à placer les 97 cartes </w:t>
+      </w:r>
+      <w:proofErr w:type="gramStart"/>
+      <w:r>
+        <w:rPr>
+          <w:rFonts w:ascii="Nirmala UI" w:hAnsi="Nirmala UI" w:cs="Nirmala UI"/>
+        </w:rPr>
+        <w:t>( Bonne</w:t>
+      </w:r>
+      <w:proofErr w:type="gramEnd"/>
+      <w:r>
+        <w:rPr>
+          <w:rFonts w:ascii="Nirmala UI" w:hAnsi="Nirmala UI" w:cs="Nirmala UI"/>
+        </w:rPr>
+        <w:t xml:space="preserve"> chance ! ) ou si aucun déplacement n’est possible.</w:t>
+      </w:r>
+      <w:r>
+        <w:rPr>
+          <w:rFonts w:ascii="Nirmala UI" w:hAnsi="Nirmala UI" w:cs="Nirmala UI"/>
+        </w:rPr>
+        <w:t xml:space="preserve"> </w:t>
+      </w:r>
+      <w:r>
+        <w:rPr>
+          <w:rFonts w:ascii="Nirmala UI" w:hAnsi="Nirmala UI" w:cs="Nirmala UI"/>
+          <w:highlight w:val="red"/>
+        </w:rPr>
+        <w:t>Pas Fait</w:t>
       </w:r>
     </w:p>
     <w:p>
@@ -927,7 +1029,21 @@
         <w:rPr>
           <w:rFonts w:ascii="Nirmala UI" w:hAnsi="Nirmala UI" w:cs="Nirmala UI"/>
         </w:rPr>
-        <w:t>. Cette option est uniquement accessible quand une case est libre dans notre jeu ( quand on a 7 cartes dans notre jeu )</w:t>
+        <w:t xml:space="preserve">. Cette option est uniquement accessible quand une case est libre dans notre jeu </w:t>
+      </w:r>
+      <w:proofErr w:type="gramStart"/>
+      <w:r>
+        <w:rPr>
+          <w:rFonts w:ascii="Nirmala UI" w:hAnsi="Nirmala UI" w:cs="Nirmala UI"/>
+        </w:rPr>
+        <w:t>( quand</w:t>
+      </w:r>
+      <w:proofErr w:type="gramEnd"/>
+      <w:r>
+        <w:rPr>
+          <w:rFonts w:ascii="Nirmala UI" w:hAnsi="Nirmala UI" w:cs="Nirmala UI"/>
+        </w:rPr>
+        <w:t xml:space="preserve"> on a 7 cartes dans notre jeu )</w:t>
       </w:r>
     </w:p>
     <w:p>
@@ -1027,7 +1143,21 @@
         <w:rPr>
           <w:rFonts w:ascii="Nirmala UI" w:hAnsi="Nirmala UI" w:cs="Nirmala UI"/>
         </w:rPr>
-        <w:t>Le nombre de cartes restantes ( plus de points à mesure qu’on avance dans le jeu )</w:t>
+        <w:t xml:space="preserve">Le nombre de cartes restantes </w:t>
+      </w:r>
+      <w:proofErr w:type="gramStart"/>
+      <w:r>
+        <w:rPr>
+          <w:rFonts w:ascii="Nirmala UI" w:hAnsi="Nirmala UI" w:cs="Nirmala UI"/>
+        </w:rPr>
+        <w:t>( plus</w:t>
+      </w:r>
+      <w:proofErr w:type="gramEnd"/>
+      <w:r>
+        <w:rPr>
+          <w:rFonts w:ascii="Nirmala UI" w:hAnsi="Nirmala UI" w:cs="Nirmala UI"/>
+        </w:rPr>
+        <w:t xml:space="preserve"> de points à mesure qu’on avance dans le jeu )</w:t>
       </w:r>
     </w:p>
     <w:p>
@@ -1105,11 +1235,16 @@
       <w:pPr>
         <w:pStyle w:val="Titre2"/>
       </w:pPr>
+      <w:proofErr w:type="gramStart"/>
       <w:r>
         <w:t>2,</w:t>
       </w:r>
       <w:r>
-        <w:t>Modèle objet</w:t>
+        <w:t>Modèle</w:t>
+      </w:r>
+      <w:proofErr w:type="gramEnd"/>
+      <w:r>
+        <w:t xml:space="preserve"> objet</w:t>
       </w:r>
     </w:p>
     <w:p>
@@ -1166,13 +1301,27 @@
         <w:rPr>
           <w:rFonts w:ascii="Nirmala UI" w:hAnsi="Nirmala UI" w:cs="Nirmala UI"/>
         </w:rPr>
-        <w:t>Toute la logique du jeu doit être représentée dans ces classes</w:t>
-      </w:r>
-      <w:r>
-        <w:rPr>
-          <w:rFonts w:ascii="Nirmala UI" w:hAnsi="Nirmala UI" w:cs="Nirmala UI"/>
-        </w:rPr>
-        <w:t>(Carte</w:t>
+        <w:t xml:space="preserve">Toute la logique du jeu doit être représentée dans ces </w:t>
+      </w:r>
+      <w:proofErr w:type="gramStart"/>
+      <w:r>
+        <w:rPr>
+          <w:rFonts w:ascii="Nirmala UI" w:hAnsi="Nirmala UI" w:cs="Nirmala UI"/>
+        </w:rPr>
+        <w:t>classes</w:t>
+      </w:r>
+      <w:r>
+        <w:rPr>
+          <w:rFonts w:ascii="Nirmala UI" w:hAnsi="Nirmala UI" w:cs="Nirmala UI"/>
+        </w:rPr>
+        <w:t>(</w:t>
+      </w:r>
+      <w:proofErr w:type="gramEnd"/>
+      <w:r>
+        <w:rPr>
+          <w:rFonts w:ascii="Nirmala UI" w:hAnsi="Nirmala UI" w:cs="Nirmala UI"/>
+        </w:rPr>
+        <w:t>Carte</w:t>
       </w:r>
       <w:r>
         <w:rPr>
@@ -1363,13 +1512,27 @@
         <w:rPr>
           <w:rFonts w:ascii="Nirmala UI" w:hAnsi="Nirmala UI" w:cs="Nirmala UI"/>
         </w:rPr>
-        <w:t>Le nom du jeu</w:t>
-      </w:r>
-      <w:r>
-        <w:rPr>
-          <w:rFonts w:ascii="Nirmala UI" w:hAnsi="Nirmala UI" w:cs="Nirmala UI"/>
-        </w:rPr>
-        <w:t>(Bienvenue au jeux)</w:t>
+        <w:t xml:space="preserve">Le nom du </w:t>
+      </w:r>
+      <w:proofErr w:type="gramStart"/>
+      <w:r>
+        <w:rPr>
+          <w:rFonts w:ascii="Nirmala UI" w:hAnsi="Nirmala UI" w:cs="Nirmala UI"/>
+        </w:rPr>
+        <w:t>jeu</w:t>
+      </w:r>
+      <w:r>
+        <w:rPr>
+          <w:rFonts w:ascii="Nirmala UI" w:hAnsi="Nirmala UI" w:cs="Nirmala UI"/>
+        </w:rPr>
+        <w:t>(</w:t>
+      </w:r>
+      <w:proofErr w:type="gramEnd"/>
+      <w:r>
+        <w:rPr>
+          <w:rFonts w:ascii="Nirmala UI" w:hAnsi="Nirmala UI" w:cs="Nirmala UI"/>
+        </w:rPr>
+        <w:t>Bienvenue au jeux)</w:t>
       </w:r>
     </w:p>
     <w:p>
@@ -1409,11 +1572,19 @@
         </w:rPr>
         <w:t xml:space="preserve">Le plus haut pointage que vous avez réussi </w:t>
       </w:r>
-      <w:r>
-        <w:rPr>
-          <w:rFonts w:ascii="Nirmala UI" w:hAnsi="Nirmala UI" w:cs="Nirmala UI"/>
-        </w:rPr>
-        <w:t>( en vous référant à votre table SQLite )</w:t>
+      <w:proofErr w:type="gramStart"/>
+      <w:r>
+        <w:rPr>
+          <w:rFonts w:ascii="Nirmala UI" w:hAnsi="Nirmala UI" w:cs="Nirmala UI"/>
+        </w:rPr>
+        <w:t>( en</w:t>
+      </w:r>
+      <w:proofErr w:type="gramEnd"/>
+      <w:r>
+        <w:rPr>
+          <w:rFonts w:ascii="Nirmala UI" w:hAnsi="Nirmala UI" w:cs="Nirmala UI"/>
+        </w:rPr>
+        <w:t xml:space="preserve"> vous référant à votre table SQLite )</w:t>
       </w:r>
     </w:p>
     <w:p>
@@ -1683,7 +1854,21 @@
         <w:rPr>
           <w:rFonts w:ascii="Nirmala UI" w:hAnsi="Nirmala UI" w:cs="Nirmala UI"/>
         </w:rPr>
-        <w:t xml:space="preserve"> (Singleton, base de donnée)</w:t>
+        <w:t xml:space="preserve"> (Singleton, base de </w:t>
+      </w:r>
+      <w:proofErr w:type="gramStart"/>
+      <w:r>
+        <w:rPr>
+          <w:rFonts w:ascii="Nirmala UI" w:hAnsi="Nirmala UI" w:cs="Nirmala UI"/>
+        </w:rPr>
+        <w:t>donnée</w:t>
+      </w:r>
+      <w:proofErr w:type="gramEnd"/>
+      <w:r>
+        <w:rPr>
+          <w:rFonts w:ascii="Nirmala UI" w:hAnsi="Nirmala UI" w:cs="Nirmala UI"/>
+        </w:rPr>
+        <w:t>)</w:t>
       </w:r>
     </w:p>
     <w:p>
@@ -1723,7 +1908,21 @@
         <w:rPr>
           <w:rFonts w:ascii="Nirmala UI" w:hAnsi="Nirmala UI" w:cs="Nirmala UI"/>
         </w:rPr>
-        <w:t>Lorsque la partie est terminée ( lorsque plus aucun mouvement de cartes n’est possible )</w:t>
+        <w:t xml:space="preserve">Lorsque la partie est terminée </w:t>
+      </w:r>
+      <w:proofErr w:type="gramStart"/>
+      <w:r>
+        <w:rPr>
+          <w:rFonts w:ascii="Nirmala UI" w:hAnsi="Nirmala UI" w:cs="Nirmala UI"/>
+        </w:rPr>
+        <w:t>( lorsque</w:t>
+      </w:r>
+      <w:proofErr w:type="gramEnd"/>
+      <w:r>
+        <w:rPr>
+          <w:rFonts w:ascii="Nirmala UI" w:hAnsi="Nirmala UI" w:cs="Nirmala UI"/>
+        </w:rPr>
+        <w:t xml:space="preserve"> plus aucun mouvement de cartes n’est possible )</w:t>
       </w:r>
       <w:r>
         <w:rPr>
@@ -1747,7 +1946,21 @@
         <w:rPr>
           <w:rFonts w:ascii="Nirmala UI" w:hAnsi="Nirmala UI" w:cs="Nirmala UI"/>
         </w:rPr>
-        <w:t xml:space="preserve"> ( date )</w:t>
+        <w:t xml:space="preserve"> </w:t>
+      </w:r>
+      <w:proofErr w:type="gramStart"/>
+      <w:r>
+        <w:rPr>
+          <w:rFonts w:ascii="Nirmala UI" w:hAnsi="Nirmala UI" w:cs="Nirmala UI"/>
+        </w:rPr>
+        <w:t>( date</w:t>
+      </w:r>
+      <w:proofErr w:type="gramEnd"/>
+      <w:r>
+        <w:rPr>
+          <w:rFonts w:ascii="Nirmala UI" w:hAnsi="Nirmala UI" w:cs="Nirmala UI"/>
+        </w:rPr>
+        <w:t xml:space="preserve"> )</w:t>
       </w:r>
       <w:r>
         <w:rPr>
@@ -1868,7 +2081,15 @@
               <w:t xml:space="preserve"> servant de modèle aux éléments du jeu</w:t>
             </w:r>
             <w:r>
-              <w:t xml:space="preserve"> ( Carte, Pile, Partie, </w:t>
+              <w:t xml:space="preserve"> </w:t>
+            </w:r>
+            <w:proofErr w:type="gramStart"/>
+            <w:r>
+              <w:t>( Carte</w:t>
+            </w:r>
+            <w:proofErr w:type="gramEnd"/>
+            <w:r>
+              <w:t xml:space="preserve">, Pile, Partie, </w:t>
             </w:r>
             <w:proofErr w:type="spellStart"/>
             <w:r>
@@ -2048,7 +2269,15 @@
               <w:jc w:val="both"/>
             </w:pPr>
             <w:r>
-              <w:t>Impression artistique ( 5 % )</w:t>
+              <w:t xml:space="preserve">Impression artistique </w:t>
+            </w:r>
+            <w:proofErr w:type="gramStart"/>
+            <w:r>
+              <w:t>( 5</w:t>
+            </w:r>
+            <w:proofErr w:type="gramEnd"/>
+            <w:r>
+              <w:t xml:space="preserve"> % )</w:t>
             </w:r>
           </w:p>
         </w:tc>

--- a/TP2/Travail_final.docx
+++ b/TP2/Travail_final.docx
@@ -1,6 +1,6 @@
 
 <file path=word/document.xml><?xml version="1.0" encoding="utf-8"?>
-<w:document xmlns:wpc="http://schemas.microsoft.com/office/word/2010/wordprocessingCanvas" xmlns:cx="http://schemas.microsoft.com/office/drawing/2014/chartex" xmlns:cx1="http://schemas.microsoft.com/office/drawing/2015/9/8/chartex" xmlns:cx2="http://schemas.microsoft.com/office/drawing/2015/10/21/chartex" xmlns:cx3="http://schemas.microsoft.com/office/drawing/2016/5/9/chartex" xmlns:cx4="http://schemas.microsoft.com/office/drawing/2016/5/10/chartex" xmlns:cx5="http://schemas.microsoft.com/office/drawing/2016/5/11/chartex" xmlns:cx6="http://schemas.microsoft.com/office/drawing/2016/5/12/chartex" xmlns:cx7="http://schemas.microsoft.com/office/drawing/2016/5/13/chartex" xmlns:cx8="http://schemas.microsoft.com/office/drawing/2016/5/14/chartex" xmlns:mc="http://schemas.openxmlformats.org/markup-compatibility/2006" xmlns:aink="http://schemas.microsoft.com/office/drawing/2016/ink" xmlns:am3d="http://schemas.microsoft.com/office/drawing/2017/model3d" xmlns:o="urn:schemas-microsoft-com:office:office" xmlns:oel="http://schemas.microsoft.com/office/2019/extlst" xmlns:r="http://schemas.openxmlformats.org/officeDocument/2006/relationships" xmlns:m="http://schemas.openxmlformats.org/officeDocument/2006/math" xmlns:v="urn:schemas-microsoft-com:vml" xmlns:wp14="http://schemas.microsoft.com/office/word/2010/wordprocessingDrawing" xmlns:wp="http://schemas.openxmlformats.org/drawingml/2006/wordprocessingDrawing" xmlns:w10="urn:schemas-microsoft-com:office:word" xmlns:w="http://schemas.openxmlformats.org/wordprocessingml/2006/main" xmlns:w14="http://schemas.microsoft.com/office/word/2010/wordml" xmlns:w15="http://schemas.microsoft.com/office/word/2012/wordml" xmlns:w16cex="http://schemas.microsoft.com/office/word/2018/wordml/cex" xmlns:w16cid="http://schemas.microsoft.com/office/word/2016/wordml/cid" xmlns:w16="http://schemas.microsoft.com/office/word/2018/wordml" xmlns:w16sdtdh="http://schemas.microsoft.com/office/word/2020/wordml/sdtdatahash" xmlns:w16se="http://schemas.microsoft.com/office/word/2015/wordml/symex" xmlns:wpg="http://schemas.microsoft.com/office/word/2010/wordprocessingGroup" xmlns:wpi="http://schemas.microsoft.com/office/word/2010/wordprocessingInk" xmlns:wne="http://schemas.microsoft.com/office/word/2006/wordml" xmlns:wps="http://schemas.microsoft.com/office/word/2010/wordprocessingShape" mc:Ignorable="w14 w15 w16se w16cid w16 w16cex w16sdtdh wp14">
+<w:document xmlns:wpc="http://schemas.microsoft.com/office/word/2010/wordprocessingCanvas" xmlns:cx="http://schemas.microsoft.com/office/drawing/2014/chartex" xmlns:cx1="http://schemas.microsoft.com/office/drawing/2015/9/8/chartex" xmlns:cx2="http://schemas.microsoft.com/office/drawing/2015/10/21/chartex" xmlns:cx3="http://schemas.microsoft.com/office/drawing/2016/5/9/chartex" xmlns:cx4="http://schemas.microsoft.com/office/drawing/2016/5/10/chartex" xmlns:cx5="http://schemas.microsoft.com/office/drawing/2016/5/11/chartex" xmlns:cx6="http://schemas.microsoft.com/office/drawing/2016/5/12/chartex" xmlns:cx7="http://schemas.microsoft.com/office/drawing/2016/5/13/chartex" xmlns:cx8="http://schemas.microsoft.com/office/drawing/2016/5/14/chartex" xmlns:mc="http://schemas.openxmlformats.org/markup-compatibility/2006" xmlns:aink="http://schemas.microsoft.com/office/drawing/2016/ink" xmlns:am3d="http://schemas.microsoft.com/office/drawing/2017/model3d" xmlns:o="urn:schemas-microsoft-com:office:office" xmlns:oel="http://schemas.microsoft.com/office/2019/extlst" xmlns:r="http://schemas.openxmlformats.org/officeDocument/2006/relationships" xmlns:m="http://schemas.openxmlformats.org/officeDocument/2006/math" xmlns:v="urn:schemas-microsoft-com:vml" xmlns:wp14="http://schemas.microsoft.com/office/word/2010/wordprocessingDrawing" xmlns:wp="http://schemas.openxmlformats.org/drawingml/2006/wordprocessingDrawing" xmlns:w10="urn:schemas-microsoft-com:office:word" xmlns:w="http://schemas.openxmlformats.org/wordprocessingml/2006/main" xmlns:w14="http://schemas.microsoft.com/office/word/2010/wordml" xmlns:w15="http://schemas.microsoft.com/office/word/2012/wordml" xmlns:w16cex="http://schemas.microsoft.com/office/word/2018/wordml/cex" xmlns:w16cid="http://schemas.microsoft.com/office/word/2016/wordml/cid" xmlns:w16="http://schemas.microsoft.com/office/word/2018/wordml" xmlns:w16du="http://schemas.microsoft.com/office/word/2023/wordml/word16du" xmlns:w16sdtdh="http://schemas.microsoft.com/office/word/2020/wordml/sdtdatahash" xmlns:w16sdtfl="http://schemas.microsoft.com/office/word/2024/wordml/sdtformatlock" xmlns:w16se="http://schemas.microsoft.com/office/word/2015/wordml/symex" xmlns:wpg="http://schemas.microsoft.com/office/word/2010/wordprocessingGroup" xmlns:wpi="http://schemas.microsoft.com/office/word/2010/wordprocessingInk" xmlns:wne="http://schemas.microsoft.com/office/word/2006/wordml" xmlns:wps="http://schemas.microsoft.com/office/word/2010/wordprocessingShape" mc:Ignorable="w14 w15 w16se w16cid w16 w16cex w16sdtdh w16sdtfl w16du wp14">
   <w:body>
     <w:p>
       <w:pPr>
@@ -105,7 +105,7 @@
       <w:hyperlink r:id="rId7" w:history="1">
         <w:r>
           <w:rPr>
-            <w:rStyle w:val="Lienhypertexte"/>
+            <w:rStyle w:val="Hyperlien"/>
             <w:rFonts w:ascii="Nirmala UI" w:hAnsi="Nirmala UI" w:cs="Nirmala UI"/>
           </w:rPr>
           <w:t>https://www.youtube.com/watch?v=KzLhZz3XHt0</w:t>
@@ -253,12 +253,20 @@
         <w:rPr>
           <w:rFonts w:ascii="Nirmala UI" w:hAnsi="Nirmala UI" w:cs="Nirmala UI"/>
         </w:rPr>
-        <w:t xml:space="preserve">Le jeu est composé de 4 suites </w:t>
+        <w:t xml:space="preserve">Le jeu est composé de </w:t>
+      </w:r>
+      <w:r>
+        <w:rPr>
+          <w:rFonts w:ascii="Nirmala UI" w:hAnsi="Nirmala UI" w:cs="Nirmala UI"/>
+          <w:highlight w:val="yellow"/>
+        </w:rPr>
+        <w:t xml:space="preserve">4 suites </w:t>
       </w:r>
       <w:proofErr w:type="gramStart"/>
       <w:r>
         <w:rPr>
           <w:rFonts w:ascii="Nirmala UI" w:hAnsi="Nirmala UI" w:cs="Nirmala UI"/>
+          <w:highlight w:val="yellow"/>
         </w:rPr>
         <w:t>( 2</w:t>
       </w:r>
@@ -266,20 +274,54 @@
       <w:r>
         <w:rPr>
           <w:rFonts w:ascii="Nirmala UI" w:hAnsi="Nirmala UI" w:cs="Nirmala UI"/>
-        </w:rPr>
-        <w:t xml:space="preserve"> croissantes commençant à 0</w:t>
-      </w:r>
-      <w:r>
-        <w:rPr>
-          <w:rFonts w:ascii="Nirmala UI" w:hAnsi="Nirmala UI" w:cs="Nirmala UI"/>
-        </w:rPr>
-        <w:t>, 2 descendantes commençant à 98</w:t>
-      </w:r>
-      <w:r>
-        <w:rPr>
-          <w:rFonts w:ascii="Nirmala UI" w:hAnsi="Nirmala UI" w:cs="Nirmala UI"/>
-        </w:rPr>
-        <w:t xml:space="preserve"> ) et de 8 cartes initiales formant notre jeu :</w:t>
+          <w:highlight w:val="yellow"/>
+        </w:rPr>
+        <w:t xml:space="preserve"> croissantes</w:t>
+      </w:r>
+      <w:r>
+        <w:rPr>
+          <w:rFonts w:ascii="Nirmala UI" w:hAnsi="Nirmala UI" w:cs="Nirmala UI"/>
+        </w:rPr>
+        <w:t xml:space="preserve"> commençant à 0</w:t>
+      </w:r>
+      <w:r>
+        <w:rPr>
+          <w:rFonts w:ascii="Nirmala UI" w:hAnsi="Nirmala UI" w:cs="Nirmala UI"/>
+        </w:rPr>
+        <w:t xml:space="preserve">, 2 descendantes commençant à </w:t>
+      </w:r>
+      <w:proofErr w:type="gramStart"/>
+      <w:r>
+        <w:rPr>
+          <w:rFonts w:ascii="Nirmala UI" w:hAnsi="Nirmala UI" w:cs="Nirmala UI"/>
+        </w:rPr>
+        <w:t>98</w:t>
+      </w:r>
+      <w:r>
+        <w:rPr>
+          <w:rFonts w:ascii="Nirmala UI" w:hAnsi="Nirmala UI" w:cs="Nirmala UI"/>
+        </w:rPr>
+        <w:t xml:space="preserve"> )</w:t>
+      </w:r>
+      <w:proofErr w:type="gramEnd"/>
+      <w:r>
+        <w:rPr>
+          <w:rFonts w:ascii="Nirmala UI" w:hAnsi="Nirmala UI" w:cs="Nirmala UI"/>
+        </w:rPr>
+        <w:t xml:space="preserve"> et de </w:t>
+      </w:r>
+      <w:r>
+        <w:rPr>
+          <w:rFonts w:ascii="Nirmala UI" w:hAnsi="Nirmala UI" w:cs="Nirmala UI"/>
+          <w:highlight w:val="yellow"/>
+        </w:rPr>
+        <w:t>8 cartes initiales formant notre jeu</w:t>
+      </w:r>
+      <w:r>
+        <w:rPr>
+          <w:rFonts w:ascii="Nirmala UI" w:hAnsi="Nirmala UI" w:cs="Nirmala UI"/>
+        </w:rPr>
+        <w:t> :</w:t>
       </w:r>
     </w:p>
     <w:p>
@@ -378,14 +420,22 @@
           <w:rFonts w:ascii="Nirmala UI" w:hAnsi="Nirmala UI" w:cs="Nirmala UI"/>
           <w:b/>
           <w:bCs/>
+          <w:highlight w:val="yellow"/>
         </w:rPr>
         <w:t>aléatoirement</w:t>
       </w:r>
       <w:r>
         <w:rPr>
           <w:rFonts w:ascii="Nirmala UI" w:hAnsi="Nirmala UI" w:cs="Nirmala UI"/>
-        </w:rPr>
-        <w:t xml:space="preserve"> entre 1 – 97 </w:t>
+          <w:highlight w:val="yellow"/>
+        </w:rPr>
+        <w:t xml:space="preserve"> entre 1 – 97</w:t>
+      </w:r>
+      <w:r>
+        <w:rPr>
+          <w:rFonts w:ascii="Nirmala UI" w:hAnsi="Nirmala UI" w:cs="Nirmala UI"/>
+        </w:rPr>
+        <w:t xml:space="preserve"> </w:t>
       </w:r>
     </w:p>
     <w:p>
@@ -418,7 +468,21 @@
         <w:rPr>
           <w:rFonts w:ascii="Nirmala UI" w:hAnsi="Nirmala UI" w:cs="Nirmala UI"/>
         </w:rPr>
-        <w:t xml:space="preserve"> 8 sont présentes actuellement ) sur les piles en respectant l’ascendance ou la descendance.</w:t>
+        <w:t xml:space="preserve"> 8 sont présentes </w:t>
+      </w:r>
+      <w:proofErr w:type="gramStart"/>
+      <w:r>
+        <w:rPr>
+          <w:rFonts w:ascii="Nirmala UI" w:hAnsi="Nirmala UI" w:cs="Nirmala UI"/>
+        </w:rPr>
+        <w:t>actuellement )</w:t>
+      </w:r>
+      <w:proofErr w:type="gramEnd"/>
+      <w:r>
+        <w:rPr>
+          <w:rFonts w:ascii="Nirmala UI" w:hAnsi="Nirmala UI" w:cs="Nirmala UI"/>
+        </w:rPr>
+        <w:t xml:space="preserve"> sur les piles en respectant l’ascendance ou la descendance.</w:t>
       </w:r>
     </w:p>
     <w:p>
@@ -635,7 +699,20 @@
         <w:rPr>
           <w:rFonts w:ascii="Nirmala UI" w:hAnsi="Nirmala UI" w:cs="Nirmala UI"/>
         </w:rPr>
-        <w:t xml:space="preserve">Quand deux cartes sont libres, 2 autres apparaissent toujours avec un nombre aléatoire </w:t>
+        <w:t xml:space="preserve">Quand deux cartes sont libres, </w:t>
+      </w:r>
+      <w:r>
+        <w:rPr>
+          <w:rFonts w:ascii="Nirmala UI" w:hAnsi="Nirmala UI" w:cs="Nirmala UI"/>
+          <w:highlight w:val="yellow"/>
+        </w:rPr>
+        <w:t>2 autres apparaissent toujours avec un nombre aléatoire</w:t>
+      </w:r>
+      <w:r>
+        <w:rPr>
+          <w:rFonts w:ascii="Nirmala UI" w:hAnsi="Nirmala UI" w:cs="Nirmala UI"/>
+        </w:rPr>
+        <w:t xml:space="preserve"> </w:t>
       </w:r>
       <w:proofErr w:type="gramStart"/>
       <w:r>
@@ -661,7 +738,14 @@
         <w:rPr>
           <w:rFonts w:ascii="Nirmala UI" w:hAnsi="Nirmala UI" w:cs="Nirmala UI"/>
         </w:rPr>
-        <w:t>déjà sorti</w:t>
+        <w:t xml:space="preserve">déjà </w:t>
+      </w:r>
+      <w:proofErr w:type="gramStart"/>
+      <w:r>
+        <w:rPr>
+          <w:rFonts w:ascii="Nirmala UI" w:hAnsi="Nirmala UI" w:cs="Nirmala UI"/>
+        </w:rPr>
+        <w:t>sorti</w:t>
       </w:r>
       <w:r>
         <w:rPr>
@@ -675,6 +759,7 @@
         </w:rPr>
         <w:t>s )</w:t>
       </w:r>
+      <w:proofErr w:type="gramEnd"/>
     </w:p>
     <w:p>
       <w:pPr>
@@ -698,7 +783,20 @@
         <w:rPr>
           <w:rFonts w:ascii="Nirmala UI" w:hAnsi="Nirmala UI" w:cs="Nirmala UI"/>
         </w:rPr>
-        <w:t xml:space="preserve">Une règle spéciale existe : la règle de 10. Si une carte vaut 10 de plus que la carte sur une suite descendante, on peut la placer. De la même façon, on </w:t>
+        <w:t xml:space="preserve">Une règle spéciale existe : la règle de </w:t>
+      </w:r>
+      <w:r>
+        <w:rPr>
+          <w:rFonts w:ascii="Nirmala UI" w:hAnsi="Nirmala UI" w:cs="Nirmala UI"/>
+          <w:highlight w:val="yellow"/>
+        </w:rPr>
+        <w:t>10. Si une carte vaut 10 de plus que la carte sur une suite descendante, on peut la placer</w:t>
+      </w:r>
+      <w:r>
+        <w:rPr>
+          <w:rFonts w:ascii="Nirmala UI" w:hAnsi="Nirmala UI" w:cs="Nirmala UI"/>
+        </w:rPr>
+        <w:t xml:space="preserve">. De la même façon, on </w:t>
       </w:r>
       <w:r>
         <w:rPr>
@@ -717,7 +815,14 @@
         <w:rPr>
           <w:rFonts w:ascii="Nirmala UI" w:hAnsi="Nirmala UI" w:cs="Nirmala UI"/>
         </w:rPr>
-        <w:t>placer une carte de 10 unités inférieure à la carte sur une pile ascendante.</w:t>
+        <w:t xml:space="preserve">placer une carte de </w:t>
+      </w:r>
+      <w:r>
+        <w:rPr>
+          <w:rFonts w:ascii="Nirmala UI" w:hAnsi="Nirmala UI" w:cs="Nirmala UI"/>
+          <w:highlight w:val="yellow"/>
+        </w:rPr>
+        <w:t>10 unités inférieure à la carte sur une pile ascendante.</w:t>
       </w:r>
     </w:p>
     <w:p>
@@ -916,14 +1021,22 @@
       <w:r>
         <w:rPr>
           <w:rFonts w:ascii="Nirmala UI" w:hAnsi="Nirmala UI" w:cs="Nirmala UI"/>
+          <w:highlight w:val="yellow"/>
         </w:rPr>
         <w:t>Si on joue une carte sur une pile et qu’elle ne fonctionne pas, elle est retournée à sa place de départ.</w:t>
       </w:r>
       <w:r>
         <w:rPr>
           <w:rFonts w:ascii="Nirmala UI" w:hAnsi="Nirmala UI" w:cs="Nirmala UI"/>
-        </w:rPr>
-        <w:t xml:space="preserve"> Si on prend une carte et qu’on ne la dépose pas sur une pile, elle doit également revenir à sa place de départ.</w:t>
+          <w:highlight w:val="yellow"/>
+        </w:rPr>
+        <w:t xml:space="preserve"> Si on prend une carte et qu’on ne la dépose pas sur une pile, elle doit également revenir à sa place de départ</w:t>
+      </w:r>
+      <w:r>
+        <w:rPr>
+          <w:rFonts w:ascii="Nirmala UI" w:hAnsi="Nirmala UI" w:cs="Nirmala UI"/>
+        </w:rPr>
+        <w:t>.</w:t>
       </w:r>
     </w:p>
     <w:p>
@@ -945,11 +1058,13 @@
         <w:jc w:val="both"/>
         <w:rPr>
           <w:rFonts w:ascii="Nirmala UI" w:hAnsi="Nirmala UI" w:cs="Nirmala UI"/>
-        </w:rPr>
-      </w:pPr>
-      <w:r>
-        <w:rPr>
-          <w:rFonts w:ascii="Nirmala UI" w:hAnsi="Nirmala UI" w:cs="Nirmala UI"/>
+          <w:highlight w:val="yellow"/>
+        </w:rPr>
+      </w:pPr>
+      <w:r>
+        <w:rPr>
+          <w:rFonts w:ascii="Nirmala UI" w:hAnsi="Nirmala UI" w:cs="Nirmala UI"/>
+          <w:highlight w:val="yellow"/>
         </w:rPr>
         <w:t xml:space="preserve">La partie se termine si on a réussi à placer les 97 cartes </w:t>
       </w:r>
@@ -957,6 +1072,7 @@
       <w:r>
         <w:rPr>
           <w:rFonts w:ascii="Nirmala UI" w:hAnsi="Nirmala UI" w:cs="Nirmala UI"/>
+          <w:highlight w:val="yellow"/>
         </w:rPr>
         <w:t>( Bonne</w:t>
       </w:r>
@@ -964,21 +1080,32 @@
       <w:r>
         <w:rPr>
           <w:rFonts w:ascii="Nirmala UI" w:hAnsi="Nirmala UI" w:cs="Nirmala UI"/>
-        </w:rPr>
-        <w:t xml:space="preserve"> chance ! ) ou si aucun déplacement n’est possible.</w:t>
-      </w:r>
-      <w:r>
-        <w:rPr>
-          <w:rFonts w:ascii="Nirmala UI" w:hAnsi="Nirmala UI" w:cs="Nirmala UI"/>
+          <w:highlight w:val="yellow"/>
+        </w:rPr>
+        <w:t xml:space="preserve"> chance </w:t>
+      </w:r>
+      <w:proofErr w:type="gramStart"/>
+      <w:r>
+        <w:rPr>
+          <w:rFonts w:ascii="Nirmala UI" w:hAnsi="Nirmala UI" w:cs="Nirmala UI"/>
+          <w:highlight w:val="yellow"/>
+        </w:rPr>
+        <w:t>! )</w:t>
+      </w:r>
+      <w:proofErr w:type="gramEnd"/>
+      <w:r>
+        <w:rPr>
+          <w:rFonts w:ascii="Nirmala UI" w:hAnsi="Nirmala UI" w:cs="Nirmala UI"/>
+          <w:highlight w:val="yellow"/>
+        </w:rPr>
+        <w:t xml:space="preserve"> ou si aucun déplacement n’est possible.</w:t>
+      </w:r>
+      <w:r>
+        <w:rPr>
+          <w:rFonts w:ascii="Nirmala UI" w:hAnsi="Nirmala UI" w:cs="Nirmala UI"/>
+          <w:highlight w:val="yellow"/>
         </w:rPr>
         <w:t xml:space="preserve"> </w:t>
-      </w:r>
-      <w:r>
-        <w:rPr>
-          <w:rFonts w:ascii="Nirmala UI" w:hAnsi="Nirmala UI" w:cs="Nirmala UI"/>
-          <w:highlight w:val="red"/>
-        </w:rPr>
-        <w:t>Pas Fait</w:t>
       </w:r>
     </w:p>
     <w:p>
@@ -999,35 +1126,20 @@
         <w:jc w:val="both"/>
         <w:rPr>
           <w:rFonts w:ascii="Nirmala UI" w:hAnsi="Nirmala UI" w:cs="Nirmala UI"/>
-        </w:rPr>
-      </w:pPr>
-      <w:r>
-        <w:rPr>
-          <w:rFonts w:ascii="Nirmala UI" w:hAnsi="Nirmala UI" w:cs="Nirmala UI"/>
-        </w:rPr>
-        <w:t>Comme dans la démonstration une méthode</w:t>
-      </w:r>
-      <w:r>
-        <w:rPr>
-          <w:rFonts w:ascii="Nirmala UI" w:hAnsi="Nirmala UI" w:cs="Nirmala UI"/>
-        </w:rPr>
-        <w:t xml:space="preserve"> « annuler dernier mouvement » </w:t>
-      </w:r>
-      <w:r>
-        <w:rPr>
-          <w:rFonts w:ascii="Nirmala UI" w:hAnsi="Nirmala UI" w:cs="Nirmala UI"/>
-        </w:rPr>
-        <w:t>devra retourner</w:t>
-      </w:r>
-      <w:r>
-        <w:rPr>
-          <w:rFonts w:ascii="Nirmala UI" w:hAnsi="Nirmala UI" w:cs="Nirmala UI"/>
-        </w:rPr>
-        <w:t xml:space="preserve"> la dernière carte jouée dans le jeu de l’utilisateur</w:t>
-      </w:r>
-      <w:r>
-        <w:rPr>
-          <w:rFonts w:ascii="Nirmala UI" w:hAnsi="Nirmala UI" w:cs="Nirmala UI"/>
+          <w:highlight w:val="yellow"/>
+        </w:rPr>
+      </w:pPr>
+      <w:r>
+        <w:rPr>
+          <w:rFonts w:ascii="Nirmala UI" w:hAnsi="Nirmala UI" w:cs="Nirmala UI"/>
+          <w:highlight w:val="yellow"/>
+        </w:rPr>
+        <w:t>Comme dans la démonstration une méthode « annuler dernier mouvement » devra retourner la dernière carte jouée dans le jeu de l’utilisateur</w:t>
+      </w:r>
+      <w:r>
+        <w:rPr>
+          <w:rFonts w:ascii="Nirmala UI" w:hAnsi="Nirmala UI" w:cs="Nirmala UI"/>
+          <w:highlight w:val="yellow"/>
         </w:rPr>
         <w:t xml:space="preserve">. Cette option est uniquement accessible quand une case est libre dans notre jeu </w:t>
       </w:r>
@@ -1035,6 +1147,7 @@
       <w:r>
         <w:rPr>
           <w:rFonts w:ascii="Nirmala UI" w:hAnsi="Nirmala UI" w:cs="Nirmala UI"/>
+          <w:highlight w:val="yellow"/>
         </w:rPr>
         <w:t>( quand</w:t>
       </w:r>
@@ -1042,9 +1155,19 @@
       <w:r>
         <w:rPr>
           <w:rFonts w:ascii="Nirmala UI" w:hAnsi="Nirmala UI" w:cs="Nirmala UI"/>
-        </w:rPr>
-        <w:t xml:space="preserve"> on a 7 cartes dans notre jeu )</w:t>
-      </w:r>
+          <w:highlight w:val="yellow"/>
+        </w:rPr>
+        <w:t xml:space="preserve"> on a 7 cartes dans notre </w:t>
+      </w:r>
+      <w:proofErr w:type="gramStart"/>
+      <w:r>
+        <w:rPr>
+          <w:rFonts w:ascii="Nirmala UI" w:hAnsi="Nirmala UI" w:cs="Nirmala UI"/>
+          <w:highlight w:val="yellow"/>
+        </w:rPr>
+        <w:t>jeu )</w:t>
+      </w:r>
+      <w:proofErr w:type="gramEnd"/>
     </w:p>
     <w:p>
       <w:pPr>
@@ -1157,8 +1280,16 @@
         <w:rPr>
           <w:rFonts w:ascii="Nirmala UI" w:hAnsi="Nirmala UI" w:cs="Nirmala UI"/>
         </w:rPr>
-        <w:t xml:space="preserve"> de points à mesure qu’on avance dans le jeu )</w:t>
-      </w:r>
+        <w:t xml:space="preserve"> de points à mesure qu’on avance dans le </w:t>
+      </w:r>
+      <w:proofErr w:type="gramStart"/>
+      <w:r>
+        <w:rPr>
+          <w:rFonts w:ascii="Nirmala UI" w:hAnsi="Nirmala UI" w:cs="Nirmala UI"/>
+        </w:rPr>
+        <w:t>jeu )</w:t>
+      </w:r>
+      <w:proofErr w:type="gramEnd"/>
     </w:p>
     <w:p>
       <w:pPr>
@@ -1185,6 +1316,7 @@
       <w:r>
         <w:rPr>
           <w:rFonts w:ascii="Nirmala UI" w:hAnsi="Nirmala UI" w:cs="Nirmala UI"/>
+          <w:highlight w:val="yellow"/>
         </w:rPr>
         <w:t>Finalement, un chronomètre</w:t>
       </w:r>
@@ -1197,7 +1329,7 @@
       <w:hyperlink r:id="rId9" w:history="1">
         <w:r>
           <w:rPr>
-            <w:rStyle w:val="Lienhypertexte"/>
+            <w:rStyle w:val="Hyperlien"/>
             <w:rFonts w:ascii="Nirmala UI" w:hAnsi="Nirmala UI" w:cs="Nirmala UI"/>
           </w:rPr>
           <w:t>https://devstory.net/12625/android-chronometer</w:t>
@@ -1265,7 +1397,20 @@
         <w:rPr>
           <w:rFonts w:ascii="Nirmala UI" w:hAnsi="Nirmala UI" w:cs="Nirmala UI"/>
         </w:rPr>
-        <w:t>Vous devez coder des classes représentant les objets qui seront utilisés lors du jeu</w:t>
+        <w:t xml:space="preserve">Vous devez coder des </w:t>
+      </w:r>
+      <w:r>
+        <w:rPr>
+          <w:rFonts w:ascii="Nirmala UI" w:hAnsi="Nirmala UI" w:cs="Nirmala UI"/>
+          <w:highlight w:val="yellow"/>
+        </w:rPr>
+        <w:t>classes représentant les objets</w:t>
+      </w:r>
+      <w:r>
+        <w:rPr>
+          <w:rFonts w:ascii="Nirmala UI" w:hAnsi="Nirmala UI" w:cs="Nirmala UI"/>
+        </w:rPr>
+        <w:t xml:space="preserve"> qui seront utilisés lors du jeu</w:t>
       </w:r>
       <w:r>
         <w:rPr>
@@ -1351,8 +1496,30 @@
         <w:rPr>
           <w:rFonts w:ascii="Nirmala UI" w:hAnsi="Nirmala UI" w:cs="Nirmala UI"/>
         </w:rPr>
-        <w:t xml:space="preserve"> ( incluant la fin du jeu )</w:t>
-      </w:r>
+        <w:t xml:space="preserve"> </w:t>
+      </w:r>
+      <w:proofErr w:type="gramStart"/>
+      <w:r>
+        <w:rPr>
+          <w:rFonts w:ascii="Nirmala UI" w:hAnsi="Nirmala UI" w:cs="Nirmala UI"/>
+        </w:rPr>
+        <w:t>( incluant</w:t>
+      </w:r>
+      <w:proofErr w:type="gramEnd"/>
+      <w:r>
+        <w:rPr>
+          <w:rFonts w:ascii="Nirmala UI" w:hAnsi="Nirmala UI" w:cs="Nirmala UI"/>
+        </w:rPr>
+        <w:t xml:space="preserve"> la fin du </w:t>
+      </w:r>
+      <w:proofErr w:type="gramStart"/>
+      <w:r>
+        <w:rPr>
+          <w:rFonts w:ascii="Nirmala UI" w:hAnsi="Nirmala UI" w:cs="Nirmala UI"/>
+        </w:rPr>
+        <w:t>jeu )</w:t>
+      </w:r>
+      <w:proofErr w:type="gramEnd"/>
       <w:r>
         <w:rPr>
           <w:rFonts w:ascii="Nirmala UI" w:hAnsi="Nirmala UI" w:cs="Nirmala UI"/>
@@ -1390,17 +1557,26 @@
         <w:rPr>
           <w:rFonts w:ascii="Nirmala UI" w:hAnsi="Nirmala UI" w:cs="Nirmala UI"/>
         </w:rPr>
-        <w:t>venant de ces classes dans vos 3</w:t>
-      </w:r>
-      <w:r>
-        <w:rPr>
-          <w:rFonts w:ascii="Nirmala UI" w:hAnsi="Nirmala UI" w:cs="Nirmala UI"/>
+        <w:t xml:space="preserve">venant de ces classes dans vos </w:t>
+      </w:r>
+      <w:r>
+        <w:rPr>
+          <w:rFonts w:ascii="Nirmala UI" w:hAnsi="Nirmala UI" w:cs="Nirmala UI"/>
+          <w:highlight w:val="yellow"/>
+        </w:rPr>
+        <w:t>3</w:t>
+      </w:r>
+      <w:r>
+        <w:rPr>
+          <w:rFonts w:ascii="Nirmala UI" w:hAnsi="Nirmala UI" w:cs="Nirmala UI"/>
+          <w:highlight w:val="yellow"/>
         </w:rPr>
         <w:t xml:space="preserve"> Activités</w:t>
       </w:r>
       <w:r>
         <w:rPr>
           <w:rFonts w:ascii="Nirmala UI" w:hAnsi="Nirmala UI" w:cs="Nirmala UI"/>
+          <w:highlight w:val="yellow"/>
         </w:rPr>
         <w:t xml:space="preserve"> ainsi que leurs méthodes</w:t>
       </w:r>
@@ -1448,14 +1624,22 @@
       <w:r>
         <w:rPr>
           <w:rFonts w:ascii="Nirmala UI" w:hAnsi="Nirmala UI" w:cs="Nirmala UI"/>
+          <w:highlight w:val="yellow"/>
         </w:rPr>
         <w:t>3</w:t>
       </w:r>
       <w:r>
         <w:rPr>
           <w:rFonts w:ascii="Nirmala UI" w:hAnsi="Nirmala UI" w:cs="Nirmala UI"/>
-        </w:rPr>
-        <w:t xml:space="preserve"> Activités porteront le projet :</w:t>
+          <w:highlight w:val="yellow"/>
+        </w:rPr>
+        <w:t xml:space="preserve"> Activités porteront le projet</w:t>
+      </w:r>
+      <w:r>
+        <w:rPr>
+          <w:rFonts w:ascii="Nirmala UI" w:hAnsi="Nirmala UI" w:cs="Nirmala UI"/>
+        </w:rPr>
+        <w:t> :</w:t>
       </w:r>
     </w:p>
     <w:p>
@@ -1511,6 +1695,7 @@
       <w:r>
         <w:rPr>
           <w:rFonts w:ascii="Nirmala UI" w:hAnsi="Nirmala UI" w:cs="Nirmala UI"/>
+          <w:highlight w:val="yellow"/>
         </w:rPr>
         <w:t xml:space="preserve">Le nom du </w:t>
       </w:r>
@@ -1518,12 +1703,14 @@
       <w:r>
         <w:rPr>
           <w:rFonts w:ascii="Nirmala UI" w:hAnsi="Nirmala UI" w:cs="Nirmala UI"/>
+          <w:highlight w:val="yellow"/>
         </w:rPr>
         <w:t>jeu</w:t>
       </w:r>
       <w:r>
         <w:rPr>
           <w:rFonts w:ascii="Nirmala UI" w:hAnsi="Nirmala UI" w:cs="Nirmala UI"/>
+          <w:highlight w:val="yellow"/>
         </w:rPr>
         <w:t>(</w:t>
       </w:r>
@@ -1531,6 +1718,7 @@
       <w:r>
         <w:rPr>
           <w:rFonts w:ascii="Nirmala UI" w:hAnsi="Nirmala UI" w:cs="Nirmala UI"/>
+          <w:highlight w:val="yellow"/>
         </w:rPr>
         <w:t>Bienvenue au jeux)</w:t>
       </w:r>
@@ -1545,11 +1733,13 @@
         <w:jc w:val="both"/>
         <w:rPr>
           <w:rFonts w:ascii="Nirmala UI" w:hAnsi="Nirmala UI" w:cs="Nirmala UI"/>
-        </w:rPr>
-      </w:pPr>
-      <w:r>
-        <w:rPr>
-          <w:rFonts w:ascii="Nirmala UI" w:hAnsi="Nirmala UI" w:cs="Nirmala UI"/>
+          <w:highlight w:val="yellow"/>
+        </w:rPr>
+      </w:pPr>
+      <w:r>
+        <w:rPr>
+          <w:rFonts w:ascii="Nirmala UI" w:hAnsi="Nirmala UI" w:cs="Nirmala UI"/>
+          <w:highlight w:val="yellow"/>
         </w:rPr>
         <w:t>Un bouton permettant d’aller à l’activité contenant le jeu</w:t>
       </w:r>
@@ -1569,6 +1759,7 @@
       <w:r>
         <w:rPr>
           <w:rFonts w:ascii="Nirmala UI" w:hAnsi="Nirmala UI" w:cs="Nirmala UI"/>
+          <w:highlight w:val="yellow"/>
         </w:rPr>
         <w:t xml:space="preserve">Le plus haut pointage que vous avez réussi </w:t>
       </w:r>
@@ -1576,6 +1767,7 @@
       <w:r>
         <w:rPr>
           <w:rFonts w:ascii="Nirmala UI" w:hAnsi="Nirmala UI" w:cs="Nirmala UI"/>
+          <w:highlight w:val="yellow"/>
         </w:rPr>
         <w:t>( en</w:t>
       </w:r>
@@ -1583,9 +1775,19 @@
       <w:r>
         <w:rPr>
           <w:rFonts w:ascii="Nirmala UI" w:hAnsi="Nirmala UI" w:cs="Nirmala UI"/>
-        </w:rPr>
-        <w:t xml:space="preserve"> vous référant à votre table SQLite )</w:t>
-      </w:r>
+          <w:highlight w:val="yellow"/>
+        </w:rPr>
+        <w:t xml:space="preserve"> vous référant à votre table </w:t>
+      </w:r>
+      <w:proofErr w:type="gramStart"/>
+      <w:r>
+        <w:rPr>
+          <w:rFonts w:ascii="Nirmala UI" w:hAnsi="Nirmala UI" w:cs="Nirmala UI"/>
+          <w:highlight w:val="yellow"/>
+        </w:rPr>
+        <w:t>SQLite )</w:t>
+      </w:r>
+      <w:proofErr w:type="gramEnd"/>
     </w:p>
     <w:p>
       <w:pPr>
@@ -1602,11 +1804,13 @@
         <w:jc w:val="both"/>
         <w:rPr>
           <w:rFonts w:ascii="Nirmala UI" w:hAnsi="Nirmala UI" w:cs="Nirmala UI"/>
-        </w:rPr>
-      </w:pPr>
-      <w:r>
-        <w:rPr>
-          <w:rFonts w:ascii="Nirmala UI" w:hAnsi="Nirmala UI" w:cs="Nirmala UI"/>
+          <w:highlight w:val="yellow"/>
+        </w:rPr>
+      </w:pPr>
+      <w:r>
+        <w:rPr>
+          <w:rFonts w:ascii="Nirmala UI" w:hAnsi="Nirmala UI" w:cs="Nirmala UI"/>
+          <w:highlight w:val="yellow"/>
         </w:rPr>
         <w:t xml:space="preserve">L’activité de jeu </w:t>
       </w:r>
@@ -1633,6 +1837,7 @@
       <w:r>
         <w:rPr>
           <w:rFonts w:ascii="Nirmala UI" w:hAnsi="Nirmala UI" w:cs="Nirmala UI"/>
+          <w:highlight w:val="yellow"/>
         </w:rPr>
         <w:t xml:space="preserve">Dessinez l’interface avec soin; vous pouvez utiliser des </w:t>
       </w:r>
@@ -1640,6 +1845,7 @@
       <w:r>
         <w:rPr>
           <w:rFonts w:ascii="Nirmala UI" w:hAnsi="Nirmala UI" w:cs="Nirmala UI"/>
+          <w:highlight w:val="yellow"/>
         </w:rPr>
         <w:t>ConstraintLayout</w:t>
       </w:r>
@@ -1647,6 +1853,7 @@
       <w:r>
         <w:rPr>
           <w:rFonts w:ascii="Nirmala UI" w:hAnsi="Nirmala UI" w:cs="Nirmala UI"/>
+          <w:highlight w:val="yellow"/>
         </w:rPr>
         <w:t xml:space="preserve"> et des </w:t>
       </w:r>
@@ -1654,6 +1861,7 @@
       <w:r>
         <w:rPr>
           <w:rFonts w:ascii="Nirmala UI" w:hAnsi="Nirmala UI" w:cs="Nirmala UI"/>
+          <w:highlight w:val="yellow"/>
         </w:rPr>
         <w:t>LinearLayout</w:t>
       </w:r>
@@ -1661,6 +1869,7 @@
       <w:r>
         <w:rPr>
           <w:rFonts w:ascii="Nirmala UI" w:hAnsi="Nirmala UI" w:cs="Nirmala UI"/>
+          <w:highlight w:val="yellow"/>
         </w:rPr>
         <w:t xml:space="preserve">. Pour les cartes, j’ai utilisé de simples </w:t>
       </w:r>
@@ -1668,6 +1877,7 @@
       <w:r>
         <w:rPr>
           <w:rFonts w:ascii="Nirmala UI" w:hAnsi="Nirmala UI" w:cs="Nirmala UI"/>
+          <w:highlight w:val="yellow"/>
         </w:rPr>
         <w:t>TextView</w:t>
       </w:r>
@@ -1675,6 +1885,7 @@
       <w:r>
         <w:rPr>
           <w:rFonts w:ascii="Nirmala UI" w:hAnsi="Nirmala UI" w:cs="Nirmala UI"/>
+          <w:highlight w:val="yellow"/>
         </w:rPr>
         <w:t xml:space="preserve"> mais vous avez le champ libre</w:t>
       </w:r>
@@ -1707,6 +1918,7 @@
       <w:r>
         <w:rPr>
           <w:rFonts w:ascii="Nirmala UI" w:hAnsi="Nirmala UI" w:cs="Nirmala UI"/>
+          <w:highlight w:val="yellow"/>
         </w:rPr>
         <w:lastRenderedPageBreak/>
         <w:t>Présentez également des espaces pour le nombre de cartes restantes, le chronomètre et les points.</w:t>
@@ -1734,36 +1946,42 @@
       <w:r>
         <w:rPr>
           <w:rFonts w:ascii="Nirmala UI" w:hAnsi="Nirmala UI" w:cs="Nirmala UI"/>
+          <w:highlight w:val="yellow"/>
         </w:rPr>
         <w:t>La gestion des événements est principalement axée sur le « Drag &amp; Drop</w:t>
       </w:r>
       <w:r>
         <w:rPr>
           <w:rFonts w:ascii="Nirmala UI" w:hAnsi="Nirmala UI" w:cs="Nirmala UI"/>
+          <w:highlight w:val="yellow"/>
         </w:rPr>
         <w:t xml:space="preserve"> » qu’on a pratiqué à l’annexe </w:t>
       </w:r>
       <w:r>
         <w:rPr>
           <w:rFonts w:ascii="Nirmala UI" w:hAnsi="Nirmala UI" w:cs="Nirmala UI"/>
+          <w:highlight w:val="yellow"/>
         </w:rPr>
         <w:t>1</w:t>
       </w:r>
       <w:r>
         <w:rPr>
           <w:rFonts w:ascii="Nirmala UI" w:hAnsi="Nirmala UI" w:cs="Nirmala UI"/>
+          <w:highlight w:val="yellow"/>
         </w:rPr>
         <w:t>4</w:t>
       </w:r>
       <w:r>
         <w:rPr>
           <w:rFonts w:ascii="Nirmala UI" w:hAnsi="Nirmala UI" w:cs="Nirmala UI"/>
+          <w:highlight w:val="yellow"/>
         </w:rPr>
         <w:t>.</w:t>
       </w:r>
       <w:r>
         <w:rPr>
           <w:rFonts w:ascii="Nirmala UI" w:hAnsi="Nirmala UI" w:cs="Nirmala UI"/>
+          <w:highlight w:val="yellow"/>
         </w:rPr>
         <w:t xml:space="preserve"> </w:t>
       </w:r>
@@ -1772,6 +1990,7 @@
           <w:rFonts w:ascii="Nirmala UI" w:hAnsi="Nirmala UI" w:cs="Nirmala UI"/>
           <w:b/>
           <w:bCs/>
+          <w:highlight w:val="yellow"/>
         </w:rPr>
         <w:t>Faites-en sorte qu’on ne puisse pas « perdre » de cartes si on les dépose ailleurs que sur les 4 piles.</w:t>
       </w:r>
@@ -1791,11 +2010,13 @@
         <w:jc w:val="both"/>
         <w:rPr>
           <w:rFonts w:ascii="Nirmala UI" w:hAnsi="Nirmala UI" w:cs="Nirmala UI"/>
-        </w:rPr>
-      </w:pPr>
-      <w:r>
-        <w:rPr>
-          <w:rFonts w:ascii="Nirmala UI" w:hAnsi="Nirmala UI" w:cs="Nirmala UI"/>
+          <w:highlight w:val="yellow"/>
+        </w:rPr>
+      </w:pPr>
+      <w:r>
+        <w:rPr>
+          <w:rFonts w:ascii="Nirmala UI" w:hAnsi="Nirmala UI" w:cs="Nirmala UI"/>
+          <w:highlight w:val="yellow"/>
         </w:rPr>
         <w:t>L’activité de conclusion</w:t>
       </w:r>
@@ -1822,12 +2043,14 @@
       <w:r>
         <w:rPr>
           <w:rFonts w:ascii="Nirmala UI" w:hAnsi="Nirmala UI" w:cs="Nirmala UI"/>
+          <w:highlight w:val="yellow"/>
         </w:rPr>
         <w:t>Lorsqu’on ne peut plus jouer, faites apparaître la 3</w:t>
       </w:r>
       <w:r>
         <w:rPr>
           <w:rFonts w:ascii="Nirmala UI" w:hAnsi="Nirmala UI" w:cs="Nirmala UI"/>
+          <w:highlight w:val="yellow"/>
           <w:vertAlign w:val="superscript"/>
         </w:rPr>
         <w:t>ème</w:t>
@@ -1835,24 +2058,28 @@
       <w:r>
         <w:rPr>
           <w:rFonts w:ascii="Nirmala UI" w:hAnsi="Nirmala UI" w:cs="Nirmala UI"/>
+          <w:highlight w:val="yellow"/>
         </w:rPr>
         <w:t xml:space="preserve"> activité qui mentionnera à l’usager que la partie est terminée et qui affichera </w:t>
       </w:r>
       <w:r>
         <w:rPr>
           <w:rFonts w:ascii="Nirmala UI" w:hAnsi="Nirmala UI" w:cs="Nirmala UI"/>
+          <w:highlight w:val="yellow"/>
         </w:rPr>
         <w:t>les différents pointages à ce jour</w:t>
       </w:r>
       <w:r>
         <w:rPr>
           <w:rFonts w:ascii="Nirmala UI" w:hAnsi="Nirmala UI" w:cs="Nirmala UI"/>
+          <w:highlight w:val="yellow"/>
         </w:rPr>
         <w:t>.</w:t>
       </w:r>
       <w:r>
         <w:rPr>
           <w:rFonts w:ascii="Nirmala UI" w:hAnsi="Nirmala UI" w:cs="Nirmala UI"/>
+          <w:highlight w:val="yellow"/>
         </w:rPr>
         <w:t xml:space="preserve"> (Singleton, base de </w:t>
       </w:r>
@@ -1860,6 +2087,7 @@
       <w:r>
         <w:rPr>
           <w:rFonts w:ascii="Nirmala UI" w:hAnsi="Nirmala UI" w:cs="Nirmala UI"/>
+          <w:highlight w:val="yellow"/>
         </w:rPr>
         <w:t>donnée</w:t>
       </w:r>
@@ -1867,6 +2095,7 @@
       <w:r>
         <w:rPr>
           <w:rFonts w:ascii="Nirmala UI" w:hAnsi="Nirmala UI" w:cs="Nirmala UI"/>
+          <w:highlight w:val="yellow"/>
         </w:rPr>
         <w:t>)</w:t>
       </w:r>
@@ -1922,8 +2151,16 @@
         <w:rPr>
           <w:rFonts w:ascii="Nirmala UI" w:hAnsi="Nirmala UI" w:cs="Nirmala UI"/>
         </w:rPr>
-        <w:t xml:space="preserve"> plus aucun mouvement de cartes n’est possible )</w:t>
-      </w:r>
+        <w:t xml:space="preserve"> plus aucun mouvement de cartes n’est </w:t>
+      </w:r>
+      <w:proofErr w:type="gramStart"/>
+      <w:r>
+        <w:rPr>
+          <w:rFonts w:ascii="Nirmala UI" w:hAnsi="Nirmala UI" w:cs="Nirmala UI"/>
+        </w:rPr>
+        <w:t>possible )</w:t>
+      </w:r>
+      <w:proofErr w:type="gramEnd"/>
       <w:r>
         <w:rPr>
           <w:rFonts w:ascii="Nirmala UI" w:hAnsi="Nirmala UI" w:cs="Nirmala UI"/>
@@ -2092,6 +2329,7 @@
               <w:t xml:space="preserve">, Pile, Partie, </w:t>
             </w:r>
             <w:proofErr w:type="spellStart"/>
+            <w:proofErr w:type="gramStart"/>
             <w:r>
               <w:t>etc</w:t>
             </w:r>
@@ -2099,6 +2337,7 @@
             <w:r>
               <w:t xml:space="preserve"> )</w:t>
             </w:r>
+            <w:proofErr w:type="gramEnd"/>
           </w:p>
           <w:p>
             <w:pPr>
@@ -2277,8 +2516,13 @@
             </w:r>
             <w:proofErr w:type="gramEnd"/>
             <w:r>
-              <w:t xml:space="preserve"> % )</w:t>
-            </w:r>
+              <w:t xml:space="preserve"> </w:t>
+            </w:r>
+            <w:proofErr w:type="gramStart"/>
+            <w:r>
+              <w:t>% )</w:t>
+            </w:r>
+            <w:proofErr w:type="gramEnd"/>
           </w:p>
         </w:tc>
         <w:tc>
@@ -2669,7 +2913,7 @@
             <w:hyperlink r:id="rId10" w:history="1">
               <w:r>
                 <w:rPr>
-                  <w:rStyle w:val="Lienhypertexte"/>
+                  <w:rStyle w:val="Hyperlien"/>
                   <w:rFonts w:ascii="Nirmala UI" w:hAnsi="Nirmala UI" w:cs="Nirmala UI"/>
                 </w:rPr>
                 <w:t>https://theory.stanford.edu/~aiken/moss/</w:t>
@@ -2715,7 +2959,7 @@
 </file>
 
 <file path=word/endnotes.xml><?xml version="1.0" encoding="utf-8"?>
-<w:endnotes xmlns:wpc="http://schemas.microsoft.com/office/word/2010/wordprocessingCanvas" xmlns:cx="http://schemas.microsoft.com/office/drawing/2014/chartex" xmlns:cx1="http://schemas.microsoft.com/office/drawing/2015/9/8/chartex" xmlns:cx2="http://schemas.microsoft.com/office/drawing/2015/10/21/chartex" xmlns:cx3="http://schemas.microsoft.com/office/drawing/2016/5/9/chartex" xmlns:cx4="http://schemas.microsoft.com/office/drawing/2016/5/10/chartex" xmlns:cx5="http://schemas.microsoft.com/office/drawing/2016/5/11/chartex" xmlns:cx6="http://schemas.microsoft.com/office/drawing/2016/5/12/chartex" xmlns:cx7="http://schemas.microsoft.com/office/drawing/2016/5/13/chartex" xmlns:cx8="http://schemas.microsoft.com/office/drawing/2016/5/14/chartex" xmlns:mc="http://schemas.openxmlformats.org/markup-compatibility/2006" xmlns:aink="http://schemas.microsoft.com/office/drawing/2016/ink" xmlns:am3d="http://schemas.microsoft.com/office/drawing/2017/model3d" xmlns:o="urn:schemas-microsoft-com:office:office" xmlns:oel="http://schemas.microsoft.com/office/2019/extlst" xmlns:r="http://schemas.openxmlformats.org/officeDocument/2006/relationships" xmlns:m="http://schemas.openxmlformats.org/officeDocument/2006/math" xmlns:v="urn:schemas-microsoft-com:vml" xmlns:wp14="http://schemas.microsoft.com/office/word/2010/wordprocessingDrawing" xmlns:wp="http://schemas.openxmlformats.org/drawingml/2006/wordprocessingDrawing" xmlns:w10="urn:schemas-microsoft-com:office:word" xmlns:w="http://schemas.openxmlformats.org/wordprocessingml/2006/main" xmlns:w14="http://schemas.microsoft.com/office/word/2010/wordml" xmlns:w15="http://schemas.microsoft.com/office/word/2012/wordml" xmlns:w16cex="http://schemas.microsoft.com/office/word/2018/wordml/cex" xmlns:w16cid="http://schemas.microsoft.com/office/word/2016/wordml/cid" xmlns:w16="http://schemas.microsoft.com/office/word/2018/wordml" xmlns:w16sdtdh="http://schemas.microsoft.com/office/word/2020/wordml/sdtdatahash" xmlns:w16se="http://schemas.microsoft.com/office/word/2015/wordml/symex" xmlns:wpg="http://schemas.microsoft.com/office/word/2010/wordprocessingGroup" xmlns:wpi="http://schemas.microsoft.com/office/word/2010/wordprocessingInk" xmlns:wne="http://schemas.microsoft.com/office/word/2006/wordml" xmlns:wps="http://schemas.microsoft.com/office/word/2010/wordprocessingShape" mc:Ignorable="w14 w15 w16se w16cid w16 w16cex w16sdtdh wp14">
+<w:endnotes xmlns:wpc="http://schemas.microsoft.com/office/word/2010/wordprocessingCanvas" xmlns:cx="http://schemas.microsoft.com/office/drawing/2014/chartex" xmlns:cx1="http://schemas.microsoft.com/office/drawing/2015/9/8/chartex" xmlns:cx2="http://schemas.microsoft.com/office/drawing/2015/10/21/chartex" xmlns:cx3="http://schemas.microsoft.com/office/drawing/2016/5/9/chartex" xmlns:cx4="http://schemas.microsoft.com/office/drawing/2016/5/10/chartex" xmlns:cx5="http://schemas.microsoft.com/office/drawing/2016/5/11/chartex" xmlns:cx6="http://schemas.microsoft.com/office/drawing/2016/5/12/chartex" xmlns:cx7="http://schemas.microsoft.com/office/drawing/2016/5/13/chartex" xmlns:cx8="http://schemas.microsoft.com/office/drawing/2016/5/14/chartex" xmlns:mc="http://schemas.openxmlformats.org/markup-compatibility/2006" xmlns:aink="http://schemas.microsoft.com/office/drawing/2016/ink" xmlns:am3d="http://schemas.microsoft.com/office/drawing/2017/model3d" xmlns:o="urn:schemas-microsoft-com:office:office" xmlns:oel="http://schemas.microsoft.com/office/2019/extlst" xmlns:r="http://schemas.openxmlformats.org/officeDocument/2006/relationships" xmlns:m="http://schemas.openxmlformats.org/officeDocument/2006/math" xmlns:v="urn:schemas-microsoft-com:vml" xmlns:wp14="http://schemas.microsoft.com/office/word/2010/wordprocessingDrawing" xmlns:wp="http://schemas.openxmlformats.org/drawingml/2006/wordprocessingDrawing" xmlns:w10="urn:schemas-microsoft-com:office:word" xmlns:w="http://schemas.openxmlformats.org/wordprocessingml/2006/main" xmlns:w14="http://schemas.microsoft.com/office/word/2010/wordml" xmlns:w15="http://schemas.microsoft.com/office/word/2012/wordml" xmlns:w16cex="http://schemas.microsoft.com/office/word/2018/wordml/cex" xmlns:w16cid="http://schemas.microsoft.com/office/word/2016/wordml/cid" xmlns:w16="http://schemas.microsoft.com/office/word/2018/wordml" xmlns:w16du="http://schemas.microsoft.com/office/word/2023/wordml/word16du" xmlns:w16sdtdh="http://schemas.microsoft.com/office/word/2020/wordml/sdtdatahash" xmlns:w16sdtfl="http://schemas.microsoft.com/office/word/2024/wordml/sdtformatlock" xmlns:w16se="http://schemas.microsoft.com/office/word/2015/wordml/symex" xmlns:wpg="http://schemas.microsoft.com/office/word/2010/wordprocessingGroup" xmlns:wpi="http://schemas.microsoft.com/office/word/2010/wordprocessingInk" xmlns:wne="http://schemas.microsoft.com/office/word/2006/wordml" xmlns:wps="http://schemas.microsoft.com/office/word/2010/wordprocessingShape" mc:Ignorable="w14 w15 w16se w16cid w16 w16cex w16sdtdh w16sdtfl w16du wp14">
   <w:endnote w:type="separator" w:id="-1">
     <w:p>
       <w:pPr>
@@ -2740,7 +2984,7 @@
 </file>
 
 <file path=word/footer1.xml><?xml version="1.0" encoding="utf-8"?>
-<w:ftr xmlns:wpc="http://schemas.microsoft.com/office/word/2010/wordprocessingCanvas" xmlns:cx="http://schemas.microsoft.com/office/drawing/2014/chartex" xmlns:cx1="http://schemas.microsoft.com/office/drawing/2015/9/8/chartex" xmlns:cx2="http://schemas.microsoft.com/office/drawing/2015/10/21/chartex" xmlns:cx3="http://schemas.microsoft.com/office/drawing/2016/5/9/chartex" xmlns:cx4="http://schemas.microsoft.com/office/drawing/2016/5/10/chartex" xmlns:cx5="http://schemas.microsoft.com/office/drawing/2016/5/11/chartex" xmlns:cx6="http://schemas.microsoft.com/office/drawing/2016/5/12/chartex" xmlns:cx7="http://schemas.microsoft.com/office/drawing/2016/5/13/chartex" xmlns:cx8="http://schemas.microsoft.com/office/drawing/2016/5/14/chartex" xmlns:mc="http://schemas.openxmlformats.org/markup-compatibility/2006" xmlns:aink="http://schemas.microsoft.com/office/drawing/2016/ink" xmlns:am3d="http://schemas.microsoft.com/office/drawing/2017/model3d" xmlns:o="urn:schemas-microsoft-com:office:office" xmlns:oel="http://schemas.microsoft.com/office/2019/extlst" xmlns:r="http://schemas.openxmlformats.org/officeDocument/2006/relationships" xmlns:m="http://schemas.openxmlformats.org/officeDocument/2006/math" xmlns:v="urn:schemas-microsoft-com:vml" xmlns:wp14="http://schemas.microsoft.com/office/word/2010/wordprocessingDrawing" xmlns:wp="http://schemas.openxmlformats.org/drawingml/2006/wordprocessingDrawing" xmlns:w10="urn:schemas-microsoft-com:office:word" xmlns:w="http://schemas.openxmlformats.org/wordprocessingml/2006/main" xmlns:w14="http://schemas.microsoft.com/office/word/2010/wordml" xmlns:w15="http://schemas.microsoft.com/office/word/2012/wordml" xmlns:w16cex="http://schemas.microsoft.com/office/word/2018/wordml/cex" xmlns:w16cid="http://schemas.microsoft.com/office/word/2016/wordml/cid" xmlns:w16="http://schemas.microsoft.com/office/word/2018/wordml" xmlns:w16sdtdh="http://schemas.microsoft.com/office/word/2020/wordml/sdtdatahash" xmlns:w16se="http://schemas.microsoft.com/office/word/2015/wordml/symex" xmlns:wpg="http://schemas.microsoft.com/office/word/2010/wordprocessingGroup" xmlns:wpi="http://schemas.microsoft.com/office/word/2010/wordprocessingInk" xmlns:wne="http://schemas.microsoft.com/office/word/2006/wordml" xmlns:wps="http://schemas.microsoft.com/office/word/2010/wordprocessingShape" mc:Ignorable="w14 w15 w16se w16cid w16 w16cex w16sdtdh wp14">
+<w:ftr xmlns:wpc="http://schemas.microsoft.com/office/word/2010/wordprocessingCanvas" xmlns:cx="http://schemas.microsoft.com/office/drawing/2014/chartex" xmlns:cx1="http://schemas.microsoft.com/office/drawing/2015/9/8/chartex" xmlns:cx2="http://schemas.microsoft.com/office/drawing/2015/10/21/chartex" xmlns:cx3="http://schemas.microsoft.com/office/drawing/2016/5/9/chartex" xmlns:cx4="http://schemas.microsoft.com/office/drawing/2016/5/10/chartex" xmlns:cx5="http://schemas.microsoft.com/office/drawing/2016/5/11/chartex" xmlns:cx6="http://schemas.microsoft.com/office/drawing/2016/5/12/chartex" xmlns:cx7="http://schemas.microsoft.com/office/drawing/2016/5/13/chartex" xmlns:cx8="http://schemas.microsoft.com/office/drawing/2016/5/14/chartex" xmlns:mc="http://schemas.openxmlformats.org/markup-compatibility/2006" xmlns:aink="http://schemas.microsoft.com/office/drawing/2016/ink" xmlns:am3d="http://schemas.microsoft.com/office/drawing/2017/model3d" xmlns:o="urn:schemas-microsoft-com:office:office" xmlns:oel="http://schemas.microsoft.com/office/2019/extlst" xmlns:r="http://schemas.openxmlformats.org/officeDocument/2006/relationships" xmlns:m="http://schemas.openxmlformats.org/officeDocument/2006/math" xmlns:v="urn:schemas-microsoft-com:vml" xmlns:wp14="http://schemas.microsoft.com/office/word/2010/wordprocessingDrawing" xmlns:wp="http://schemas.openxmlformats.org/drawingml/2006/wordprocessingDrawing" xmlns:w10="urn:schemas-microsoft-com:office:word" xmlns:w="http://schemas.openxmlformats.org/wordprocessingml/2006/main" xmlns:w14="http://schemas.microsoft.com/office/word/2010/wordml" xmlns:w15="http://schemas.microsoft.com/office/word/2012/wordml" xmlns:w16cex="http://schemas.microsoft.com/office/word/2018/wordml/cex" xmlns:w16cid="http://schemas.microsoft.com/office/word/2016/wordml/cid" xmlns:w16="http://schemas.microsoft.com/office/word/2018/wordml" xmlns:w16du="http://schemas.microsoft.com/office/word/2023/wordml/word16du" xmlns:w16sdtdh="http://schemas.microsoft.com/office/word/2020/wordml/sdtdatahash" xmlns:w16sdtfl="http://schemas.microsoft.com/office/word/2024/wordml/sdtformatlock" xmlns:w16se="http://schemas.microsoft.com/office/word/2015/wordml/symex" xmlns:wpg="http://schemas.microsoft.com/office/word/2010/wordprocessingGroup" xmlns:wpi="http://schemas.microsoft.com/office/word/2010/wordprocessingInk" xmlns:wne="http://schemas.microsoft.com/office/word/2006/wordml" xmlns:wps="http://schemas.microsoft.com/office/word/2010/wordprocessingShape" mc:Ignorable="w14 w15 w16se w16cid w16 w16cex w16sdtdh w16sdtfl w16du wp14">
   <w:p>
     <w:pPr>
       <w:pStyle w:val="Pieddepage"/>
@@ -2754,7 +2998,7 @@
 </file>
 
 <file path=word/footer2.xml><?xml version="1.0" encoding="utf-8"?>
-<w:ftr xmlns:wpc="http://schemas.microsoft.com/office/word/2010/wordprocessingCanvas" xmlns:cx="http://schemas.microsoft.com/office/drawing/2014/chartex" xmlns:cx1="http://schemas.microsoft.com/office/drawing/2015/9/8/chartex" xmlns:cx2="http://schemas.microsoft.com/office/drawing/2015/10/21/chartex" xmlns:cx3="http://schemas.microsoft.com/office/drawing/2016/5/9/chartex" xmlns:cx4="http://schemas.microsoft.com/office/drawing/2016/5/10/chartex" xmlns:cx5="http://schemas.microsoft.com/office/drawing/2016/5/11/chartex" xmlns:cx6="http://schemas.microsoft.com/office/drawing/2016/5/12/chartex" xmlns:cx7="http://schemas.microsoft.com/office/drawing/2016/5/13/chartex" xmlns:cx8="http://schemas.microsoft.com/office/drawing/2016/5/14/chartex" xmlns:mc="http://schemas.openxmlformats.org/markup-compatibility/2006" xmlns:aink="http://schemas.microsoft.com/office/drawing/2016/ink" xmlns:am3d="http://schemas.microsoft.com/office/drawing/2017/model3d" xmlns:o="urn:schemas-microsoft-com:office:office" xmlns:oel="http://schemas.microsoft.com/office/2019/extlst" xmlns:r="http://schemas.openxmlformats.org/officeDocument/2006/relationships" xmlns:m="http://schemas.openxmlformats.org/officeDocument/2006/math" xmlns:v="urn:schemas-microsoft-com:vml" xmlns:wp14="http://schemas.microsoft.com/office/word/2010/wordprocessingDrawing" xmlns:wp="http://schemas.openxmlformats.org/drawingml/2006/wordprocessingDrawing" xmlns:w10="urn:schemas-microsoft-com:office:word" xmlns:w="http://schemas.openxmlformats.org/wordprocessingml/2006/main" xmlns:w14="http://schemas.microsoft.com/office/word/2010/wordml" xmlns:w15="http://schemas.microsoft.com/office/word/2012/wordml" xmlns:w16cex="http://schemas.microsoft.com/office/word/2018/wordml/cex" xmlns:w16cid="http://schemas.microsoft.com/office/word/2016/wordml/cid" xmlns:w16="http://schemas.microsoft.com/office/word/2018/wordml" xmlns:w16sdtdh="http://schemas.microsoft.com/office/word/2020/wordml/sdtdatahash" xmlns:w16se="http://schemas.microsoft.com/office/word/2015/wordml/symex" xmlns:wpg="http://schemas.microsoft.com/office/word/2010/wordprocessingGroup" xmlns:wpi="http://schemas.microsoft.com/office/word/2010/wordprocessingInk" xmlns:wne="http://schemas.microsoft.com/office/word/2006/wordml" xmlns:wps="http://schemas.microsoft.com/office/word/2010/wordprocessingShape" mc:Ignorable="w14 w15 w16se w16cid w16 w16cex w16sdtdh wp14">
+<w:ftr xmlns:wpc="http://schemas.microsoft.com/office/word/2010/wordprocessingCanvas" xmlns:cx="http://schemas.microsoft.com/office/drawing/2014/chartex" xmlns:cx1="http://schemas.microsoft.com/office/drawing/2015/9/8/chartex" xmlns:cx2="http://schemas.microsoft.com/office/drawing/2015/10/21/chartex" xmlns:cx3="http://schemas.microsoft.com/office/drawing/2016/5/9/chartex" xmlns:cx4="http://schemas.microsoft.com/office/drawing/2016/5/10/chartex" xmlns:cx5="http://schemas.microsoft.com/office/drawing/2016/5/11/chartex" xmlns:cx6="http://schemas.microsoft.com/office/drawing/2016/5/12/chartex" xmlns:cx7="http://schemas.microsoft.com/office/drawing/2016/5/13/chartex" xmlns:cx8="http://schemas.microsoft.com/office/drawing/2016/5/14/chartex" xmlns:mc="http://schemas.openxmlformats.org/markup-compatibility/2006" xmlns:aink="http://schemas.microsoft.com/office/drawing/2016/ink" xmlns:am3d="http://schemas.microsoft.com/office/drawing/2017/model3d" xmlns:o="urn:schemas-microsoft-com:office:office" xmlns:oel="http://schemas.microsoft.com/office/2019/extlst" xmlns:r="http://schemas.openxmlformats.org/officeDocument/2006/relationships" xmlns:m="http://schemas.openxmlformats.org/officeDocument/2006/math" xmlns:v="urn:schemas-microsoft-com:vml" xmlns:wp14="http://schemas.microsoft.com/office/word/2010/wordprocessingDrawing" xmlns:wp="http://schemas.openxmlformats.org/drawingml/2006/wordprocessingDrawing" xmlns:w10="urn:schemas-microsoft-com:office:word" xmlns:w="http://schemas.openxmlformats.org/wordprocessingml/2006/main" xmlns:w14="http://schemas.microsoft.com/office/word/2010/wordml" xmlns:w15="http://schemas.microsoft.com/office/word/2012/wordml" xmlns:w16cex="http://schemas.microsoft.com/office/word/2018/wordml/cex" xmlns:w16cid="http://schemas.microsoft.com/office/word/2016/wordml/cid" xmlns:w16="http://schemas.microsoft.com/office/word/2018/wordml" xmlns:w16du="http://schemas.microsoft.com/office/word/2023/wordml/word16du" xmlns:w16sdtdh="http://schemas.microsoft.com/office/word/2020/wordml/sdtdatahash" xmlns:w16sdtfl="http://schemas.microsoft.com/office/word/2024/wordml/sdtformatlock" xmlns:w16se="http://schemas.microsoft.com/office/word/2015/wordml/symex" xmlns:wpg="http://schemas.microsoft.com/office/word/2010/wordprocessingGroup" xmlns:wpi="http://schemas.microsoft.com/office/word/2010/wordprocessingInk" xmlns:wne="http://schemas.microsoft.com/office/word/2006/wordml" xmlns:wps="http://schemas.microsoft.com/office/word/2010/wordprocessingShape" mc:Ignorable="w14 w15 w16se w16cid w16 w16cex w16sdtdh w16sdtfl w16du wp14">
   <w:sdt>
     <w:sdtPr>
       <w:rPr>
@@ -2970,7 +3214,7 @@
 </file>
 
 <file path=word/footnotes.xml><?xml version="1.0" encoding="utf-8"?>
-<w:footnotes xmlns:wpc="http://schemas.microsoft.com/office/word/2010/wordprocessingCanvas" xmlns:cx="http://schemas.microsoft.com/office/drawing/2014/chartex" xmlns:cx1="http://schemas.microsoft.com/office/drawing/2015/9/8/chartex" xmlns:cx2="http://schemas.microsoft.com/office/drawing/2015/10/21/chartex" xmlns:cx3="http://schemas.microsoft.com/office/drawing/2016/5/9/chartex" xmlns:cx4="http://schemas.microsoft.com/office/drawing/2016/5/10/chartex" xmlns:cx5="http://schemas.microsoft.com/office/drawing/2016/5/11/chartex" xmlns:cx6="http://schemas.microsoft.com/office/drawing/2016/5/12/chartex" xmlns:cx7="http://schemas.microsoft.com/office/drawing/2016/5/13/chartex" xmlns:cx8="http://schemas.microsoft.com/office/drawing/2016/5/14/chartex" xmlns:mc="http://schemas.openxmlformats.org/markup-compatibility/2006" xmlns:aink="http://schemas.microsoft.com/office/drawing/2016/ink" xmlns:am3d="http://schemas.microsoft.com/office/drawing/2017/model3d" xmlns:o="urn:schemas-microsoft-com:office:office" xmlns:oel="http://schemas.microsoft.com/office/2019/extlst" xmlns:r="http://schemas.openxmlformats.org/officeDocument/2006/relationships" xmlns:m="http://schemas.openxmlformats.org/officeDocument/2006/math" xmlns:v="urn:schemas-microsoft-com:vml" xmlns:wp14="http://schemas.microsoft.com/office/word/2010/wordprocessingDrawing" xmlns:wp="http://schemas.openxmlformats.org/drawingml/2006/wordprocessingDrawing" xmlns:w10="urn:schemas-microsoft-com:office:word" xmlns:w="http://schemas.openxmlformats.org/wordprocessingml/2006/main" xmlns:w14="http://schemas.microsoft.com/office/word/2010/wordml" xmlns:w15="http://schemas.microsoft.com/office/word/2012/wordml" xmlns:w16cex="http://schemas.microsoft.com/office/word/2018/wordml/cex" xmlns:w16cid="http://schemas.microsoft.com/office/word/2016/wordml/cid" xmlns:w16="http://schemas.microsoft.com/office/word/2018/wordml" xmlns:w16sdtdh="http://schemas.microsoft.com/office/word/2020/wordml/sdtdatahash" xmlns:w16se="http://schemas.microsoft.com/office/word/2015/wordml/symex" xmlns:wpg="http://schemas.microsoft.com/office/word/2010/wordprocessingGroup" xmlns:wpi="http://schemas.microsoft.com/office/word/2010/wordprocessingInk" xmlns:wne="http://schemas.microsoft.com/office/word/2006/wordml" xmlns:wps="http://schemas.microsoft.com/office/word/2010/wordprocessingShape" mc:Ignorable="w14 w15 w16se w16cid w16 w16cex w16sdtdh wp14">
+<w:footnotes xmlns:wpc="http://schemas.microsoft.com/office/word/2010/wordprocessingCanvas" xmlns:cx="http://schemas.microsoft.com/office/drawing/2014/chartex" xmlns:cx1="http://schemas.microsoft.com/office/drawing/2015/9/8/chartex" xmlns:cx2="http://schemas.microsoft.com/office/drawing/2015/10/21/chartex" xmlns:cx3="http://schemas.microsoft.com/office/drawing/2016/5/9/chartex" xmlns:cx4="http://schemas.microsoft.com/office/drawing/2016/5/10/chartex" xmlns:cx5="http://schemas.microsoft.com/office/drawing/2016/5/11/chartex" xmlns:cx6="http://schemas.microsoft.com/office/drawing/2016/5/12/chartex" xmlns:cx7="http://schemas.microsoft.com/office/drawing/2016/5/13/chartex" xmlns:cx8="http://schemas.microsoft.com/office/drawing/2016/5/14/chartex" xmlns:mc="http://schemas.openxmlformats.org/markup-compatibility/2006" xmlns:aink="http://schemas.microsoft.com/office/drawing/2016/ink" xmlns:am3d="http://schemas.microsoft.com/office/drawing/2017/model3d" xmlns:o="urn:schemas-microsoft-com:office:office" xmlns:oel="http://schemas.microsoft.com/office/2019/extlst" xmlns:r="http://schemas.openxmlformats.org/officeDocument/2006/relationships" xmlns:m="http://schemas.openxmlformats.org/officeDocument/2006/math" xmlns:v="urn:schemas-microsoft-com:vml" xmlns:wp14="http://schemas.microsoft.com/office/word/2010/wordprocessingDrawing" xmlns:wp="http://schemas.openxmlformats.org/drawingml/2006/wordprocessingDrawing" xmlns:w10="urn:schemas-microsoft-com:office:word" xmlns:w="http://schemas.openxmlformats.org/wordprocessingml/2006/main" xmlns:w14="http://schemas.microsoft.com/office/word/2010/wordml" xmlns:w15="http://schemas.microsoft.com/office/word/2012/wordml" xmlns:w16cex="http://schemas.microsoft.com/office/word/2018/wordml/cex" xmlns:w16cid="http://schemas.microsoft.com/office/word/2016/wordml/cid" xmlns:w16="http://schemas.microsoft.com/office/word/2018/wordml" xmlns:w16du="http://schemas.microsoft.com/office/word/2023/wordml/word16du" xmlns:w16sdtdh="http://schemas.microsoft.com/office/word/2020/wordml/sdtdatahash" xmlns:w16sdtfl="http://schemas.microsoft.com/office/word/2024/wordml/sdtformatlock" xmlns:w16se="http://schemas.microsoft.com/office/word/2015/wordml/symex" xmlns:wpg="http://schemas.microsoft.com/office/word/2010/wordprocessingGroup" xmlns:wpi="http://schemas.microsoft.com/office/word/2010/wordprocessingInk" xmlns:wne="http://schemas.microsoft.com/office/word/2006/wordml" xmlns:wps="http://schemas.microsoft.com/office/word/2010/wordprocessingShape" mc:Ignorable="w14 w15 w16se w16cid w16 w16cex w16sdtdh w16sdtfl w16du wp14">
   <w:footnote w:type="separator" w:id="-1">
     <w:p>
       <w:pPr>
@@ -2995,7 +3239,7 @@
 </file>
 
 <file path=word/header1.xml><?xml version="1.0" encoding="utf-8"?>
-<w:hdr xmlns:wpc="http://schemas.microsoft.com/office/word/2010/wordprocessingCanvas" xmlns:cx="http://schemas.microsoft.com/office/drawing/2014/chartex" xmlns:cx1="http://schemas.microsoft.com/office/drawing/2015/9/8/chartex" xmlns:cx2="http://schemas.microsoft.com/office/drawing/2015/10/21/chartex" xmlns:cx3="http://schemas.microsoft.com/office/drawing/2016/5/9/chartex" xmlns:cx4="http://schemas.microsoft.com/office/drawing/2016/5/10/chartex" xmlns:cx5="http://schemas.microsoft.com/office/drawing/2016/5/11/chartex" xmlns:cx6="http://schemas.microsoft.com/office/drawing/2016/5/12/chartex" xmlns:cx7="http://schemas.microsoft.com/office/drawing/2016/5/13/chartex" xmlns:cx8="http://schemas.microsoft.com/office/drawing/2016/5/14/chartex" xmlns:mc="http://schemas.openxmlformats.org/markup-compatibility/2006" xmlns:aink="http://schemas.microsoft.com/office/drawing/2016/ink" xmlns:am3d="http://schemas.microsoft.com/office/drawing/2017/model3d" xmlns:o="urn:schemas-microsoft-com:office:office" xmlns:oel="http://schemas.microsoft.com/office/2019/extlst" xmlns:r="http://schemas.openxmlformats.org/officeDocument/2006/relationships" xmlns:m="http://schemas.openxmlformats.org/officeDocument/2006/math" xmlns:v="urn:schemas-microsoft-com:vml" xmlns:wp14="http://schemas.microsoft.com/office/word/2010/wordprocessingDrawing" xmlns:wp="http://schemas.openxmlformats.org/drawingml/2006/wordprocessingDrawing" xmlns:w10="urn:schemas-microsoft-com:office:word" xmlns:w="http://schemas.openxmlformats.org/wordprocessingml/2006/main" xmlns:w14="http://schemas.microsoft.com/office/word/2010/wordml" xmlns:w15="http://schemas.microsoft.com/office/word/2012/wordml" xmlns:w16cex="http://schemas.microsoft.com/office/word/2018/wordml/cex" xmlns:w16cid="http://schemas.microsoft.com/office/word/2016/wordml/cid" xmlns:w16="http://schemas.microsoft.com/office/word/2018/wordml" xmlns:w16sdtdh="http://schemas.microsoft.com/office/word/2020/wordml/sdtdatahash" xmlns:w16se="http://schemas.microsoft.com/office/word/2015/wordml/symex" xmlns:wpg="http://schemas.microsoft.com/office/word/2010/wordprocessingGroup" xmlns:wpi="http://schemas.microsoft.com/office/word/2010/wordprocessingInk" xmlns:wne="http://schemas.microsoft.com/office/word/2006/wordml" xmlns:wps="http://schemas.microsoft.com/office/word/2010/wordprocessingShape" mc:Ignorable="w14 w15 w16se w16cid w16 w16cex w16sdtdh wp14">
+<w:hdr xmlns:wpc="http://schemas.microsoft.com/office/word/2010/wordprocessingCanvas" xmlns:cx="http://schemas.microsoft.com/office/drawing/2014/chartex" xmlns:cx1="http://schemas.microsoft.com/office/drawing/2015/9/8/chartex" xmlns:cx2="http://schemas.microsoft.com/office/drawing/2015/10/21/chartex" xmlns:cx3="http://schemas.microsoft.com/office/drawing/2016/5/9/chartex" xmlns:cx4="http://schemas.microsoft.com/office/drawing/2016/5/10/chartex" xmlns:cx5="http://schemas.microsoft.com/office/drawing/2016/5/11/chartex" xmlns:cx6="http://schemas.microsoft.com/office/drawing/2016/5/12/chartex" xmlns:cx7="http://schemas.microsoft.com/office/drawing/2016/5/13/chartex" xmlns:cx8="http://schemas.microsoft.com/office/drawing/2016/5/14/chartex" xmlns:mc="http://schemas.openxmlformats.org/markup-compatibility/2006" xmlns:aink="http://schemas.microsoft.com/office/drawing/2016/ink" xmlns:am3d="http://schemas.microsoft.com/office/drawing/2017/model3d" xmlns:o="urn:schemas-microsoft-com:office:office" xmlns:oel="http://schemas.microsoft.com/office/2019/extlst" xmlns:r="http://schemas.openxmlformats.org/officeDocument/2006/relationships" xmlns:m="http://schemas.openxmlformats.org/officeDocument/2006/math" xmlns:v="urn:schemas-microsoft-com:vml" xmlns:wp14="http://schemas.microsoft.com/office/word/2010/wordprocessingDrawing" xmlns:wp="http://schemas.openxmlformats.org/drawingml/2006/wordprocessingDrawing" xmlns:w10="urn:schemas-microsoft-com:office:word" xmlns:w="http://schemas.openxmlformats.org/wordprocessingml/2006/main" xmlns:w14="http://schemas.microsoft.com/office/word/2010/wordml" xmlns:w15="http://schemas.microsoft.com/office/word/2012/wordml" xmlns:w16cex="http://schemas.microsoft.com/office/word/2018/wordml/cex" xmlns:w16cid="http://schemas.microsoft.com/office/word/2016/wordml/cid" xmlns:w16="http://schemas.microsoft.com/office/word/2018/wordml" xmlns:w16du="http://schemas.microsoft.com/office/word/2023/wordml/word16du" xmlns:w16sdtdh="http://schemas.microsoft.com/office/word/2020/wordml/sdtdatahash" xmlns:w16sdtfl="http://schemas.microsoft.com/office/word/2024/wordml/sdtformatlock" xmlns:w16se="http://schemas.microsoft.com/office/word/2015/wordml/symex" xmlns:wpg="http://schemas.microsoft.com/office/word/2010/wordprocessingGroup" xmlns:wpi="http://schemas.microsoft.com/office/word/2010/wordprocessingInk" xmlns:wne="http://schemas.microsoft.com/office/word/2006/wordml" xmlns:wps="http://schemas.microsoft.com/office/word/2010/wordprocessingShape" mc:Ignorable="w14 w15 w16se w16cid w16 w16cex w16sdtdh w16sdtfl w16du wp14">
   <w:p>
     <w:pPr>
       <w:pStyle w:val="En-tte"/>
@@ -3042,7 +3286,7 @@
 </file>
 
 <file path=word/numbering.xml><?xml version="1.0" encoding="utf-8"?>
-<w:numbering xmlns:wpc="http://schemas.microsoft.com/office/word/2010/wordprocessingCanvas" xmlns:cx="http://schemas.microsoft.com/office/drawing/2014/chartex" xmlns:cx1="http://schemas.microsoft.com/office/drawing/2015/9/8/chartex" xmlns:cx2="http://schemas.microsoft.com/office/drawing/2015/10/21/chartex" xmlns:cx3="http://schemas.microsoft.com/office/drawing/2016/5/9/chartex" xmlns:cx4="http://schemas.microsoft.com/office/drawing/2016/5/10/chartex" xmlns:cx5="http://schemas.microsoft.com/office/drawing/2016/5/11/chartex" xmlns:cx6="http://schemas.microsoft.com/office/drawing/2016/5/12/chartex" xmlns:cx7="http://schemas.microsoft.com/office/drawing/2016/5/13/chartex" xmlns:cx8="http://schemas.microsoft.com/office/drawing/2016/5/14/chartex" xmlns:mc="http://schemas.openxmlformats.org/markup-compatibility/2006" xmlns:aink="http://schemas.microsoft.com/office/drawing/2016/ink" xmlns:am3d="http://schemas.microsoft.com/office/drawing/2017/model3d" xmlns:o="urn:schemas-microsoft-com:office:office" xmlns:oel="http://schemas.microsoft.com/office/2019/extlst" xmlns:r="http://schemas.openxmlformats.org/officeDocument/2006/relationships" xmlns:m="http://schemas.openxmlformats.org/officeDocument/2006/math" xmlns:v="urn:schemas-microsoft-com:vml" xmlns:wp14="http://schemas.microsoft.com/office/word/2010/wordprocessingDrawing" xmlns:wp="http://schemas.openxmlformats.org/drawingml/2006/wordprocessingDrawing" xmlns:w10="urn:schemas-microsoft-com:office:word" xmlns:w="http://schemas.openxmlformats.org/wordprocessingml/2006/main" xmlns:w14="http://schemas.microsoft.com/office/word/2010/wordml" xmlns:w15="http://schemas.microsoft.com/office/word/2012/wordml" xmlns:w16cex="http://schemas.microsoft.com/office/word/2018/wordml/cex" xmlns:w16cid="http://schemas.microsoft.com/office/word/2016/wordml/cid" xmlns:w16="http://schemas.microsoft.com/office/word/2018/wordml" xmlns:w16sdtdh="http://schemas.microsoft.com/office/word/2020/wordml/sdtdatahash" xmlns:w16se="http://schemas.microsoft.com/office/word/2015/wordml/symex" xmlns:wpg="http://schemas.microsoft.com/office/word/2010/wordprocessingGroup" xmlns:wpi="http://schemas.microsoft.com/office/word/2010/wordprocessingInk" xmlns:wne="http://schemas.microsoft.com/office/word/2006/wordml" xmlns:wps="http://schemas.microsoft.com/office/word/2010/wordprocessingShape" mc:Ignorable="w14 w15 w16se w16cid w16 w16cex w16sdtdh wp14">
+<w:numbering xmlns:wpc="http://schemas.microsoft.com/office/word/2010/wordprocessingCanvas" xmlns:cx="http://schemas.microsoft.com/office/drawing/2014/chartex" xmlns:cx1="http://schemas.microsoft.com/office/drawing/2015/9/8/chartex" xmlns:cx2="http://schemas.microsoft.com/office/drawing/2015/10/21/chartex" xmlns:cx3="http://schemas.microsoft.com/office/drawing/2016/5/9/chartex" xmlns:cx4="http://schemas.microsoft.com/office/drawing/2016/5/10/chartex" xmlns:cx5="http://schemas.microsoft.com/office/drawing/2016/5/11/chartex" xmlns:cx6="http://schemas.microsoft.com/office/drawing/2016/5/12/chartex" xmlns:cx7="http://schemas.microsoft.com/office/drawing/2016/5/13/chartex" xmlns:cx8="http://schemas.microsoft.com/office/drawing/2016/5/14/chartex" xmlns:mc="http://schemas.openxmlformats.org/markup-compatibility/2006" xmlns:aink="http://schemas.microsoft.com/office/drawing/2016/ink" xmlns:am3d="http://schemas.microsoft.com/office/drawing/2017/model3d" xmlns:o="urn:schemas-microsoft-com:office:office" xmlns:oel="http://schemas.microsoft.com/office/2019/extlst" xmlns:r="http://schemas.openxmlformats.org/officeDocument/2006/relationships" xmlns:m="http://schemas.openxmlformats.org/officeDocument/2006/math" xmlns:v="urn:schemas-microsoft-com:vml" xmlns:wp14="http://schemas.microsoft.com/office/word/2010/wordprocessingDrawing" xmlns:wp="http://schemas.openxmlformats.org/drawingml/2006/wordprocessingDrawing" xmlns:w10="urn:schemas-microsoft-com:office:word" xmlns:w="http://schemas.openxmlformats.org/wordprocessingml/2006/main" xmlns:w14="http://schemas.microsoft.com/office/word/2010/wordml" xmlns:w15="http://schemas.microsoft.com/office/word/2012/wordml" xmlns:w16cex="http://schemas.microsoft.com/office/word/2018/wordml/cex" xmlns:w16cid="http://schemas.microsoft.com/office/word/2016/wordml/cid" xmlns:w16="http://schemas.microsoft.com/office/word/2018/wordml" xmlns:w16du="http://schemas.microsoft.com/office/word/2023/wordml/word16du" xmlns:w16sdtdh="http://schemas.microsoft.com/office/word/2020/wordml/sdtdatahash" xmlns:w16sdtfl="http://schemas.microsoft.com/office/word/2024/wordml/sdtformatlock" xmlns:w16se="http://schemas.microsoft.com/office/word/2015/wordml/symex" xmlns:wpg="http://schemas.microsoft.com/office/word/2010/wordprocessingGroup" xmlns:wpi="http://schemas.microsoft.com/office/word/2010/wordprocessingInk" xmlns:wne="http://schemas.microsoft.com/office/word/2006/wordml" xmlns:wps="http://schemas.microsoft.com/office/word/2010/wordprocessingShape" mc:Ignorable="w14 w15 w16se w16cid w16 w16cex w16sdtdh w16sdtfl w16du wp14">
   <w:abstractNum w:abstractNumId="0" w15:restartNumberingAfterBreak="0">
     <w:nsid w:val="299A3ADF"/>
     <w:multiLevelType w:val="hybridMultilevel"/>
@@ -4019,7 +4263,7 @@
 </file>
 
 <file path=word/styles.xml><?xml version="1.0" encoding="utf-8"?>
-<w:styles xmlns:mc="http://schemas.openxmlformats.org/markup-compatibility/2006" xmlns:r="http://schemas.openxmlformats.org/officeDocument/2006/relationships" xmlns:w="http://schemas.openxmlformats.org/wordprocessingml/2006/main" xmlns:w14="http://schemas.microsoft.com/office/word/2010/wordml" xmlns:w15="http://schemas.microsoft.com/office/word/2012/wordml" xmlns:w16cex="http://schemas.microsoft.com/office/word/2018/wordml/cex" xmlns:w16cid="http://schemas.microsoft.com/office/word/2016/wordml/cid" xmlns:w16="http://schemas.microsoft.com/office/word/2018/wordml" xmlns:w16sdtdh="http://schemas.microsoft.com/office/word/2020/wordml/sdtdatahash" xmlns:w16se="http://schemas.microsoft.com/office/word/2015/wordml/symex" mc:Ignorable="w14 w15 w16se w16cid w16 w16cex w16sdtdh">
+<w:styles xmlns:mc="http://schemas.openxmlformats.org/markup-compatibility/2006" xmlns:r="http://schemas.openxmlformats.org/officeDocument/2006/relationships" xmlns:w="http://schemas.openxmlformats.org/wordprocessingml/2006/main" xmlns:w14="http://schemas.microsoft.com/office/word/2010/wordml" xmlns:w15="http://schemas.microsoft.com/office/word/2012/wordml" xmlns:w16cex="http://schemas.microsoft.com/office/word/2018/wordml/cex" xmlns:w16cid="http://schemas.microsoft.com/office/word/2016/wordml/cid" xmlns:w16="http://schemas.microsoft.com/office/word/2018/wordml" xmlns:w16du="http://schemas.microsoft.com/office/word/2023/wordml/word16du" xmlns:w16sdtdh="http://schemas.microsoft.com/office/word/2020/wordml/sdtdatahash" xmlns:w16sdtfl="http://schemas.microsoft.com/office/word/2024/wordml/sdtformatlock" xmlns:w16se="http://schemas.microsoft.com/office/word/2015/wordml/symex" mc:Ignorable="w14 w15 w16se w16cid w16 w16cex w16sdtdh w16sdtfl w16du">
   <w:docDefaults>
     <w:rPrDefault>
       <w:rPr>
@@ -4549,7 +4793,7 @@
       <w:szCs w:val="32"/>
     </w:rPr>
   </w:style>
-  <w:style w:type="character" w:styleId="Lienhypertexte">
+  <w:style w:type="character" w:styleId="Hyperlien">
     <w:name w:val="Hyperlink"/>
     <w:basedOn w:val="Policepardfaut"/>
     <w:uiPriority w:val="99"/>
@@ -4571,7 +4815,7 @@
       <w:contextualSpacing/>
     </w:pPr>
   </w:style>
-  <w:style w:type="character" w:styleId="Lienhypertextesuivivisit">
+  <w:style w:type="character" w:styleId="Lienvisit">
     <w:name w:val="FollowedHyperlink"/>
     <w:basedOn w:val="Policepardfaut"/>
     <w:uiPriority w:val="99"/>
